--- a/작업일지/졸업작품 작업일지 - 5주차.docx
+++ b/작업일지/졸업작품 작업일지 - 5주차.docx
@@ -305,6 +305,7 @@
                 <w:szCs w:val="18"/>
               </w:rPr>
             </w:pPr>
+            <w:proofErr w:type="gramStart"/>
             <w:r>
               <w:rPr>
                 <w:rFonts w:hint="eastAsia"/>
@@ -345,6 +346,7 @@
               </w:rPr>
               <w:t>utlander</w:t>
             </w:r>
+            <w:proofErr w:type="gramEnd"/>
             <w:r>
               <w:rPr>
                 <w:rFonts w:hint="eastAsia"/>
@@ -671,7 +673,7 @@
                 <w:rFonts w:hint="eastAsia"/>
                 <w:b/>
               </w:rPr>
-              <w:t>PCF 구현</w:t>
+              <w:t>창업현장실습 마무리</w:t>
             </w:r>
           </w:p>
           <w:p>
@@ -688,6 +690,13 @@
                 <w:b/>
               </w:rPr>
               <w:t>우상훈: 창업현장실습</w:t>
+            </w:r>
+            <w:r>
+              <w:rPr>
+                <w:rFonts w:hint="eastAsia"/>
+                <w:b/>
+              </w:rPr>
+              <w:t xml:space="preserve"> 마무리</w:t>
             </w:r>
           </w:p>
           <w:p>
@@ -733,6 +742,7 @@
     <w:p>
       <w:pPr>
         <w:rPr>
+          <w:rFonts w:hint="eastAsia"/>
           <w:b/>
           <w:sz w:val="22"/>
         </w:rPr>
@@ -781,2663 +791,59 @@
       </w:r>
     </w:p>
     <w:p>
-      <w:pPr>
-        <w:pStyle w:val="a4"/>
-        <w:numPr>
-          <w:ilvl w:val="0"/>
-          <w:numId w:val="13"/>
-        </w:numPr>
-        <w:ind w:leftChars="0"/>
-      </w:pPr>
       <w:r>
         <w:rPr>
           <w:rFonts w:hint="eastAsia"/>
         </w:rPr>
-        <w:t>간단한 PCF 구현</w:t>
+        <w:t>창업현장실습 마무리</w:t>
       </w:r>
     </w:p>
     <w:p>
       <w:pPr>
-        <w:pStyle w:val="a4"/>
-        <w:numPr>
-          <w:ilvl w:val="1"/>
-          <w:numId w:val="13"/>
-        </w:numPr>
-        <w:ind w:leftChars="0"/>
-      </w:pPr>
+        <w:rPr>
+          <w:sz w:val="28"/>
+          <w:szCs w:val="32"/>
+        </w:rPr>
+      </w:pPr>
+      <w:r>
+        <w:rPr>
+          <w:rFonts w:hint="eastAsia"/>
+          <w:sz w:val="28"/>
+          <w:szCs w:val="32"/>
+        </w:rPr>
+        <w:t xml:space="preserve">이종진: </w:t>
+      </w:r>
+    </w:p>
+    <w:p>
       <w:r>
         <w:rPr>
           <w:rFonts w:hint="eastAsia"/>
         </w:rPr>
-        <w:t>처리중인 픽셀 근처의 9개 픽셀의 그림자 계수를 평균내는 방식, Offset 샘플링 이용</w:t>
+        <w:t>창업현장실습 마무리</w:t>
       </w:r>
     </w:p>
     <w:p>
-      <w:pPr>
-        <w:widowControl/>
-        <w:shd w:val="clear" w:color="auto" w:fill="1F1F1F"/>
-        <w:wordWrap/>
-        <w:autoSpaceDE/>
-        <w:autoSpaceDN/>
-        <w:spacing w:after="0" w:line="285" w:lineRule="atLeast"/>
-        <w:jc w:val="left"/>
-        <w:rPr>
-          <w:rFonts w:ascii="Consolas" w:eastAsia="굴림" w:hAnsi="Consolas" w:cs="굴림"/>
-          <w:color w:val="CCCCCC"/>
-          <w:kern w:val="0"/>
-          <w:sz w:val="21"/>
-          <w:szCs w:val="21"/>
-        </w:rPr>
-      </w:pPr>
       <w:r>
         <w:rPr>
-          <w:rFonts w:ascii="Consolas" w:eastAsia="굴림" w:hAnsi="Consolas" w:cs="굴림"/>
-          <w:color w:val="6A9955"/>
-          <w:kern w:val="0"/>
-          <w:sz w:val="21"/>
-          <w:szCs w:val="21"/>
+          <w:rFonts w:hint="eastAsia"/>
+          <w:sz w:val="28"/>
+          <w:szCs w:val="32"/>
         </w:rPr>
-        <w:t>// calculate illumination factor from shadow map</w:t>
+        <w:t>우상훈:</w:t>
       </w:r>
     </w:p>
     <w:p>
       <w:pPr>
-        <w:widowControl/>
-        <w:shd w:val="clear" w:color="auto" w:fill="1F1F1F"/>
-        <w:wordWrap/>
-        <w:autoSpaceDE/>
-        <w:autoSpaceDN/>
-        <w:spacing w:after="0" w:line="285" w:lineRule="atLeast"/>
-        <w:jc w:val="left"/>
         <w:rPr>
-          <w:rFonts w:ascii="Consolas" w:eastAsia="굴림" w:hAnsi="Consolas" w:cs="굴림"/>
-          <w:color w:val="CCCCCC"/>
-          <w:kern w:val="0"/>
-          <w:sz w:val="21"/>
-          <w:szCs w:val="21"/>
+          <w:rFonts w:hint="eastAsia"/>
         </w:rPr>
-      </w:pPr>
-      <w:r>
-        <w:rPr>
-          <w:rFonts w:ascii="Consolas" w:eastAsia="굴림" w:hAnsi="Consolas" w:cs="굴림"/>
-          <w:color w:val="CCCCCC"/>
-          <w:kern w:val="0"/>
-          <w:sz w:val="21"/>
-          <w:szCs w:val="21"/>
-        </w:rPr>
-        <w:t xml:space="preserve">    </w:t>
-      </w:r>
-      <w:proofErr w:type="spellStart"/>
-      <w:r>
-        <w:rPr>
-          <w:rFonts w:ascii="Consolas" w:eastAsia="굴림" w:hAnsi="Consolas" w:cs="굴림"/>
-          <w:color w:val="CCCCCC"/>
-          <w:kern w:val="0"/>
-          <w:sz w:val="21"/>
-          <w:szCs w:val="21"/>
-        </w:rPr>
-        <w:t>posL.xyz</w:t>
-      </w:r>
-      <w:proofErr w:type="spellEnd"/>
-      <w:r>
-        <w:rPr>
-          <w:rFonts w:ascii="Consolas" w:eastAsia="굴림" w:hAnsi="Consolas" w:cs="굴림"/>
-          <w:color w:val="CCCCCC"/>
-          <w:kern w:val="0"/>
-          <w:sz w:val="21"/>
-          <w:szCs w:val="21"/>
-        </w:rPr>
-        <w:t xml:space="preserve"> /= </w:t>
-      </w:r>
-      <w:proofErr w:type="spellStart"/>
-      <w:r>
-        <w:rPr>
-          <w:rFonts w:ascii="Consolas" w:eastAsia="굴림" w:hAnsi="Consolas" w:cs="굴림"/>
-          <w:color w:val="CCCCCC"/>
-          <w:kern w:val="0"/>
-          <w:sz w:val="21"/>
-          <w:szCs w:val="21"/>
-        </w:rPr>
-        <w:t>posL.w</w:t>
-      </w:r>
-      <w:proofErr w:type="spellEnd"/>
-      <w:r>
-        <w:rPr>
-          <w:rFonts w:ascii="Consolas" w:eastAsia="굴림" w:hAnsi="Consolas" w:cs="굴림"/>
-          <w:color w:val="CCCCCC"/>
-          <w:kern w:val="0"/>
-          <w:sz w:val="21"/>
-          <w:szCs w:val="21"/>
-        </w:rPr>
-        <w:t>;</w:t>
-      </w:r>
-    </w:p>
-    <w:p>
-      <w:pPr>
-        <w:widowControl/>
-        <w:shd w:val="clear" w:color="auto" w:fill="1F1F1F"/>
-        <w:wordWrap/>
-        <w:autoSpaceDE/>
-        <w:autoSpaceDN/>
-        <w:spacing w:after="0" w:line="285" w:lineRule="atLeast"/>
-        <w:jc w:val="left"/>
-        <w:rPr>
-          <w:rFonts w:ascii="Consolas" w:eastAsia="굴림" w:hAnsi="Consolas" w:cs="굴림"/>
-          <w:color w:val="CCCCCC"/>
-          <w:kern w:val="0"/>
-          <w:sz w:val="21"/>
-          <w:szCs w:val="21"/>
-        </w:rPr>
-      </w:pPr>
-    </w:p>
-    <w:p>
-      <w:pPr>
-        <w:widowControl/>
-        <w:shd w:val="clear" w:color="auto" w:fill="1F1F1F"/>
-        <w:wordWrap/>
-        <w:autoSpaceDE/>
-        <w:autoSpaceDN/>
-        <w:spacing w:after="0" w:line="285" w:lineRule="atLeast"/>
-        <w:jc w:val="left"/>
-        <w:rPr>
-          <w:rFonts w:ascii="Consolas" w:eastAsia="굴림" w:hAnsi="Consolas" w:cs="굴림"/>
-          <w:color w:val="CCCCCC"/>
-          <w:kern w:val="0"/>
-          <w:sz w:val="21"/>
-          <w:szCs w:val="21"/>
-        </w:rPr>
-      </w:pPr>
-      <w:r>
-        <w:rPr>
-          <w:rFonts w:ascii="Consolas" w:eastAsia="굴림" w:hAnsi="Consolas" w:cs="굴림"/>
-          <w:color w:val="CCCCCC"/>
-          <w:kern w:val="0"/>
-          <w:sz w:val="21"/>
-          <w:szCs w:val="21"/>
-        </w:rPr>
-        <w:t xml:space="preserve">    </w:t>
-      </w:r>
-      <w:r>
-        <w:rPr>
-          <w:rFonts w:ascii="Consolas" w:eastAsia="굴림" w:hAnsi="Consolas" w:cs="굴림"/>
-          <w:color w:val="6A9955"/>
-          <w:kern w:val="0"/>
-          <w:sz w:val="21"/>
-          <w:szCs w:val="21"/>
-        </w:rPr>
-        <w:t>// PCF</w:t>
-      </w:r>
-    </w:p>
-    <w:p>
-      <w:pPr>
-        <w:widowControl/>
-        <w:shd w:val="clear" w:color="auto" w:fill="1F1F1F"/>
-        <w:wordWrap/>
-        <w:autoSpaceDE/>
-        <w:autoSpaceDN/>
-        <w:spacing w:after="0" w:line="285" w:lineRule="atLeast"/>
-        <w:jc w:val="left"/>
-        <w:rPr>
-          <w:rFonts w:ascii="Consolas" w:eastAsia="굴림" w:hAnsi="Consolas" w:cs="굴림"/>
-          <w:color w:val="CCCCCC"/>
-          <w:kern w:val="0"/>
-          <w:sz w:val="21"/>
-          <w:szCs w:val="21"/>
-        </w:rPr>
-      </w:pPr>
-      <w:r>
-        <w:rPr>
-          <w:rFonts w:ascii="Consolas" w:eastAsia="굴림" w:hAnsi="Consolas" w:cs="굴림"/>
-          <w:color w:val="CCCCCC"/>
-          <w:kern w:val="0"/>
-          <w:sz w:val="21"/>
-          <w:szCs w:val="21"/>
-        </w:rPr>
-        <w:t xml:space="preserve">    </w:t>
-      </w:r>
-      <w:r>
-        <w:rPr>
-          <w:rFonts w:ascii="Consolas" w:eastAsia="굴림" w:hAnsi="Consolas" w:cs="굴림"/>
-          <w:color w:val="569CD6"/>
-          <w:kern w:val="0"/>
-          <w:sz w:val="21"/>
-          <w:szCs w:val="21"/>
-        </w:rPr>
-        <w:t>float</w:t>
-      </w:r>
-      <w:r>
-        <w:rPr>
-          <w:rFonts w:ascii="Consolas" w:eastAsia="굴림" w:hAnsi="Consolas" w:cs="굴림"/>
-          <w:color w:val="CCCCCC"/>
-          <w:kern w:val="0"/>
-          <w:sz w:val="21"/>
-          <w:szCs w:val="21"/>
-        </w:rPr>
-        <w:t xml:space="preserve"> p00 = </w:t>
-      </w:r>
-      <w:r>
-        <w:rPr>
-          <w:rFonts w:ascii="Consolas" w:eastAsia="굴림" w:hAnsi="Consolas" w:cs="굴림"/>
-          <w:color w:val="DCDCAA"/>
-          <w:kern w:val="0"/>
-          <w:sz w:val="21"/>
-          <w:szCs w:val="21"/>
-        </w:rPr>
-        <w:t>sampleCmpFromMapRef2DOffset</w:t>
-      </w:r>
-      <w:r>
-        <w:rPr>
-          <w:rFonts w:ascii="Consolas" w:eastAsia="굴림" w:hAnsi="Consolas" w:cs="굴림"/>
-          <w:color w:val="CCCCCC"/>
-          <w:kern w:val="0"/>
-          <w:sz w:val="21"/>
-          <w:szCs w:val="21"/>
-        </w:rPr>
-        <w:t>(</w:t>
-      </w:r>
-      <w:proofErr w:type="spellStart"/>
-      <w:r>
-        <w:rPr>
-          <w:rFonts w:ascii="Consolas" w:eastAsia="굴림" w:hAnsi="Consolas" w:cs="굴림"/>
-          <w:color w:val="CCCCCC"/>
-          <w:kern w:val="0"/>
-          <w:sz w:val="21"/>
-          <w:szCs w:val="21"/>
-        </w:rPr>
-        <w:t>shadowMapRef</w:t>
-      </w:r>
-      <w:proofErr w:type="spellEnd"/>
-      <w:r>
-        <w:rPr>
-          <w:rFonts w:ascii="Consolas" w:eastAsia="굴림" w:hAnsi="Consolas" w:cs="굴림"/>
-          <w:color w:val="CCCCCC"/>
-          <w:kern w:val="0"/>
-          <w:sz w:val="21"/>
-          <w:szCs w:val="21"/>
-        </w:rPr>
-        <w:t xml:space="preserve">, </w:t>
-      </w:r>
-      <w:proofErr w:type="spellStart"/>
-      <w:r>
-        <w:rPr>
-          <w:rFonts w:ascii="Consolas" w:eastAsia="굴림" w:hAnsi="Consolas" w:cs="굴림"/>
-          <w:color w:val="CCCCCC"/>
-          <w:kern w:val="0"/>
-          <w:sz w:val="21"/>
-          <w:szCs w:val="21"/>
-        </w:rPr>
-        <w:t>posL.xy</w:t>
-      </w:r>
-      <w:proofErr w:type="spellEnd"/>
-      <w:r>
-        <w:rPr>
-          <w:rFonts w:ascii="Consolas" w:eastAsia="굴림" w:hAnsi="Consolas" w:cs="굴림"/>
-          <w:color w:val="CCCCCC"/>
-          <w:kern w:val="0"/>
-          <w:sz w:val="21"/>
-          <w:szCs w:val="21"/>
-        </w:rPr>
-        <w:t xml:space="preserve">, </w:t>
-      </w:r>
-      <w:proofErr w:type="spellStart"/>
-      <w:r>
-        <w:rPr>
-          <w:rFonts w:ascii="Consolas" w:eastAsia="굴림" w:hAnsi="Consolas" w:cs="굴림"/>
-          <w:color w:val="CCCCCC"/>
-          <w:kern w:val="0"/>
-          <w:sz w:val="21"/>
-          <w:szCs w:val="21"/>
-        </w:rPr>
-        <w:t>posL.z</w:t>
-      </w:r>
-      <w:proofErr w:type="spellEnd"/>
-      <w:r>
-        <w:rPr>
-          <w:rFonts w:ascii="Consolas" w:eastAsia="굴림" w:hAnsi="Consolas" w:cs="굴림"/>
-          <w:color w:val="CCCCCC"/>
-          <w:kern w:val="0"/>
-          <w:sz w:val="21"/>
-          <w:szCs w:val="21"/>
-        </w:rPr>
-        <w:t xml:space="preserve">, </w:t>
-      </w:r>
-      <w:r>
-        <w:rPr>
-          <w:rFonts w:ascii="Consolas" w:eastAsia="굴림" w:hAnsi="Consolas" w:cs="굴림"/>
-          <w:color w:val="569CD6"/>
-          <w:kern w:val="0"/>
-          <w:sz w:val="21"/>
-          <w:szCs w:val="21"/>
-        </w:rPr>
-        <w:t>int2</w:t>
-      </w:r>
-      <w:r>
-        <w:rPr>
-          <w:rFonts w:ascii="Consolas" w:eastAsia="굴림" w:hAnsi="Consolas" w:cs="굴림"/>
-          <w:color w:val="CCCCCC"/>
-          <w:kern w:val="0"/>
-          <w:sz w:val="21"/>
-          <w:szCs w:val="21"/>
-        </w:rPr>
-        <w:t>(-</w:t>
-      </w:r>
-      <w:r>
-        <w:rPr>
-          <w:rFonts w:ascii="Consolas" w:eastAsia="굴림" w:hAnsi="Consolas" w:cs="굴림"/>
-          <w:color w:val="B5CEA8"/>
-          <w:kern w:val="0"/>
-          <w:sz w:val="21"/>
-          <w:szCs w:val="21"/>
-        </w:rPr>
-        <w:t>1</w:t>
-      </w:r>
-      <w:r>
-        <w:rPr>
-          <w:rFonts w:ascii="Consolas" w:eastAsia="굴림" w:hAnsi="Consolas" w:cs="굴림"/>
-          <w:color w:val="CCCCCC"/>
-          <w:kern w:val="0"/>
-          <w:sz w:val="21"/>
-          <w:szCs w:val="21"/>
-        </w:rPr>
-        <w:t>, -</w:t>
-      </w:r>
-      <w:r>
-        <w:rPr>
-          <w:rFonts w:ascii="Consolas" w:eastAsia="굴림" w:hAnsi="Consolas" w:cs="굴림"/>
-          <w:color w:val="B5CEA8"/>
-          <w:kern w:val="0"/>
-          <w:sz w:val="21"/>
-          <w:szCs w:val="21"/>
-        </w:rPr>
-        <w:t>1</w:t>
-      </w:r>
-      <w:r>
-        <w:rPr>
-          <w:rFonts w:ascii="Consolas" w:eastAsia="굴림" w:hAnsi="Consolas" w:cs="굴림"/>
-          <w:color w:val="CCCCCC"/>
-          <w:kern w:val="0"/>
-          <w:sz w:val="21"/>
-          <w:szCs w:val="21"/>
-        </w:rPr>
-        <w:t xml:space="preserve">), </w:t>
-      </w:r>
-      <w:proofErr w:type="spellStart"/>
-      <w:r>
-        <w:rPr>
-          <w:rFonts w:ascii="Consolas" w:eastAsia="굴림" w:hAnsi="Consolas" w:cs="굴림"/>
-          <w:color w:val="CCCCCC"/>
-          <w:kern w:val="0"/>
-          <w:sz w:val="21"/>
-          <w:szCs w:val="21"/>
-        </w:rPr>
-        <w:t>shadowSamplerIdx</w:t>
-      </w:r>
-      <w:proofErr w:type="spellEnd"/>
-      <w:r>
-        <w:rPr>
-          <w:rFonts w:ascii="Consolas" w:eastAsia="굴림" w:hAnsi="Consolas" w:cs="굴림"/>
-          <w:color w:val="CCCCCC"/>
-          <w:kern w:val="0"/>
-          <w:sz w:val="21"/>
-          <w:szCs w:val="21"/>
-        </w:rPr>
-        <w:t>).r;</w:t>
-      </w:r>
-    </w:p>
-    <w:p>
-      <w:pPr>
-        <w:widowControl/>
-        <w:shd w:val="clear" w:color="auto" w:fill="1F1F1F"/>
-        <w:wordWrap/>
-        <w:autoSpaceDE/>
-        <w:autoSpaceDN/>
-        <w:spacing w:after="0" w:line="285" w:lineRule="atLeast"/>
-        <w:jc w:val="left"/>
-        <w:rPr>
-          <w:rFonts w:ascii="Consolas" w:eastAsia="굴림" w:hAnsi="Consolas" w:cs="굴림"/>
-          <w:color w:val="CCCCCC"/>
-          <w:kern w:val="0"/>
-          <w:sz w:val="21"/>
-          <w:szCs w:val="21"/>
-        </w:rPr>
-      </w:pPr>
-      <w:r>
-        <w:rPr>
-          <w:rFonts w:ascii="Consolas" w:eastAsia="굴림" w:hAnsi="Consolas" w:cs="굴림"/>
-          <w:color w:val="CCCCCC"/>
-          <w:kern w:val="0"/>
-          <w:sz w:val="21"/>
-          <w:szCs w:val="21"/>
-        </w:rPr>
-        <w:t xml:space="preserve">    </w:t>
-      </w:r>
-      <w:r>
-        <w:rPr>
-          <w:rFonts w:ascii="Consolas" w:eastAsia="굴림" w:hAnsi="Consolas" w:cs="굴림"/>
-          <w:color w:val="569CD6"/>
-          <w:kern w:val="0"/>
-          <w:sz w:val="21"/>
-          <w:szCs w:val="21"/>
-        </w:rPr>
-        <w:t>float</w:t>
-      </w:r>
-      <w:r>
-        <w:rPr>
-          <w:rFonts w:ascii="Consolas" w:eastAsia="굴림" w:hAnsi="Consolas" w:cs="굴림"/>
-          <w:color w:val="CCCCCC"/>
-          <w:kern w:val="0"/>
-          <w:sz w:val="21"/>
-          <w:szCs w:val="21"/>
-        </w:rPr>
-        <w:t xml:space="preserve"> p01 = </w:t>
-      </w:r>
-      <w:r>
-        <w:rPr>
-          <w:rFonts w:ascii="Consolas" w:eastAsia="굴림" w:hAnsi="Consolas" w:cs="굴림"/>
-          <w:color w:val="DCDCAA"/>
-          <w:kern w:val="0"/>
-          <w:sz w:val="21"/>
-          <w:szCs w:val="21"/>
-        </w:rPr>
-        <w:t>sampleCmpFromMapRef2DOffset</w:t>
-      </w:r>
-      <w:r>
-        <w:rPr>
-          <w:rFonts w:ascii="Consolas" w:eastAsia="굴림" w:hAnsi="Consolas" w:cs="굴림"/>
-          <w:color w:val="CCCCCC"/>
-          <w:kern w:val="0"/>
-          <w:sz w:val="21"/>
-          <w:szCs w:val="21"/>
-        </w:rPr>
-        <w:t>(</w:t>
-      </w:r>
-      <w:proofErr w:type="spellStart"/>
-      <w:r>
-        <w:rPr>
-          <w:rFonts w:ascii="Consolas" w:eastAsia="굴림" w:hAnsi="Consolas" w:cs="굴림"/>
-          <w:color w:val="CCCCCC"/>
-          <w:kern w:val="0"/>
-          <w:sz w:val="21"/>
-          <w:szCs w:val="21"/>
-        </w:rPr>
-        <w:t>shadowMapRef</w:t>
-      </w:r>
-      <w:proofErr w:type="spellEnd"/>
-      <w:r>
-        <w:rPr>
-          <w:rFonts w:ascii="Consolas" w:eastAsia="굴림" w:hAnsi="Consolas" w:cs="굴림"/>
-          <w:color w:val="CCCCCC"/>
-          <w:kern w:val="0"/>
-          <w:sz w:val="21"/>
-          <w:szCs w:val="21"/>
-        </w:rPr>
-        <w:t xml:space="preserve">, </w:t>
-      </w:r>
-      <w:proofErr w:type="spellStart"/>
-      <w:r>
-        <w:rPr>
-          <w:rFonts w:ascii="Consolas" w:eastAsia="굴림" w:hAnsi="Consolas" w:cs="굴림"/>
-          <w:color w:val="CCCCCC"/>
-          <w:kern w:val="0"/>
-          <w:sz w:val="21"/>
-          <w:szCs w:val="21"/>
-        </w:rPr>
-        <w:t>posL.xy</w:t>
-      </w:r>
-      <w:proofErr w:type="spellEnd"/>
-      <w:r>
-        <w:rPr>
-          <w:rFonts w:ascii="Consolas" w:eastAsia="굴림" w:hAnsi="Consolas" w:cs="굴림"/>
-          <w:color w:val="CCCCCC"/>
-          <w:kern w:val="0"/>
-          <w:sz w:val="21"/>
-          <w:szCs w:val="21"/>
-        </w:rPr>
-        <w:t xml:space="preserve">, </w:t>
-      </w:r>
-      <w:proofErr w:type="spellStart"/>
-      <w:r>
-        <w:rPr>
-          <w:rFonts w:ascii="Consolas" w:eastAsia="굴림" w:hAnsi="Consolas" w:cs="굴림"/>
-          <w:color w:val="CCCCCC"/>
-          <w:kern w:val="0"/>
-          <w:sz w:val="21"/>
-          <w:szCs w:val="21"/>
-        </w:rPr>
-        <w:t>posL.z</w:t>
-      </w:r>
-      <w:proofErr w:type="spellEnd"/>
-      <w:r>
-        <w:rPr>
-          <w:rFonts w:ascii="Consolas" w:eastAsia="굴림" w:hAnsi="Consolas" w:cs="굴림"/>
-          <w:color w:val="CCCCCC"/>
-          <w:kern w:val="0"/>
-          <w:sz w:val="21"/>
-          <w:szCs w:val="21"/>
-        </w:rPr>
-        <w:t xml:space="preserve">, </w:t>
-      </w:r>
-      <w:r>
-        <w:rPr>
-          <w:rFonts w:ascii="Consolas" w:eastAsia="굴림" w:hAnsi="Consolas" w:cs="굴림"/>
-          <w:color w:val="569CD6"/>
-          <w:kern w:val="0"/>
-          <w:sz w:val="21"/>
-          <w:szCs w:val="21"/>
-        </w:rPr>
-        <w:t>int2</w:t>
-      </w:r>
-      <w:r>
-        <w:rPr>
-          <w:rFonts w:ascii="Consolas" w:eastAsia="굴림" w:hAnsi="Consolas" w:cs="굴림"/>
-          <w:color w:val="CCCCCC"/>
-          <w:kern w:val="0"/>
-          <w:sz w:val="21"/>
-          <w:szCs w:val="21"/>
-        </w:rPr>
-        <w:t>(-</w:t>
-      </w:r>
-      <w:r>
-        <w:rPr>
-          <w:rFonts w:ascii="Consolas" w:eastAsia="굴림" w:hAnsi="Consolas" w:cs="굴림"/>
-          <w:color w:val="B5CEA8"/>
-          <w:kern w:val="0"/>
-          <w:sz w:val="21"/>
-          <w:szCs w:val="21"/>
-        </w:rPr>
-        <w:t>1</w:t>
-      </w:r>
-      <w:r>
-        <w:rPr>
-          <w:rFonts w:ascii="Consolas" w:eastAsia="굴림" w:hAnsi="Consolas" w:cs="굴림"/>
-          <w:color w:val="CCCCCC"/>
-          <w:kern w:val="0"/>
-          <w:sz w:val="21"/>
-          <w:szCs w:val="21"/>
-        </w:rPr>
-        <w:t xml:space="preserve">, </w:t>
-      </w:r>
-      <w:r>
-        <w:rPr>
-          <w:rFonts w:ascii="Consolas" w:eastAsia="굴림" w:hAnsi="Consolas" w:cs="굴림"/>
-          <w:color w:val="B5CEA8"/>
-          <w:kern w:val="0"/>
-          <w:sz w:val="21"/>
-          <w:szCs w:val="21"/>
-        </w:rPr>
-        <w:t>0</w:t>
-      </w:r>
-      <w:r>
-        <w:rPr>
-          <w:rFonts w:ascii="Consolas" w:eastAsia="굴림" w:hAnsi="Consolas" w:cs="굴림"/>
-          <w:color w:val="CCCCCC"/>
-          <w:kern w:val="0"/>
-          <w:sz w:val="21"/>
-          <w:szCs w:val="21"/>
-        </w:rPr>
-        <w:t xml:space="preserve">), </w:t>
-      </w:r>
-      <w:proofErr w:type="spellStart"/>
-      <w:r>
-        <w:rPr>
-          <w:rFonts w:ascii="Consolas" w:eastAsia="굴림" w:hAnsi="Consolas" w:cs="굴림"/>
-          <w:color w:val="CCCCCC"/>
-          <w:kern w:val="0"/>
-          <w:sz w:val="21"/>
-          <w:szCs w:val="21"/>
-        </w:rPr>
-        <w:t>shadowSamplerIdx</w:t>
-      </w:r>
-      <w:proofErr w:type="spellEnd"/>
-      <w:r>
-        <w:rPr>
-          <w:rFonts w:ascii="Consolas" w:eastAsia="굴림" w:hAnsi="Consolas" w:cs="굴림"/>
-          <w:color w:val="CCCCCC"/>
-          <w:kern w:val="0"/>
-          <w:sz w:val="21"/>
-          <w:szCs w:val="21"/>
-        </w:rPr>
-        <w:t>).r;</w:t>
-      </w:r>
-    </w:p>
-    <w:p>
-      <w:pPr>
-        <w:widowControl/>
-        <w:shd w:val="clear" w:color="auto" w:fill="1F1F1F"/>
-        <w:wordWrap/>
-        <w:autoSpaceDE/>
-        <w:autoSpaceDN/>
-        <w:spacing w:after="0" w:line="285" w:lineRule="atLeast"/>
-        <w:jc w:val="left"/>
-        <w:rPr>
-          <w:rFonts w:ascii="Consolas" w:eastAsia="굴림" w:hAnsi="Consolas" w:cs="굴림"/>
-          <w:color w:val="CCCCCC"/>
-          <w:kern w:val="0"/>
-          <w:sz w:val="21"/>
-          <w:szCs w:val="21"/>
-        </w:rPr>
-      </w:pPr>
-      <w:r>
-        <w:rPr>
-          <w:rFonts w:ascii="Consolas" w:eastAsia="굴림" w:hAnsi="Consolas" w:cs="굴림"/>
-          <w:color w:val="CCCCCC"/>
-          <w:kern w:val="0"/>
-          <w:sz w:val="21"/>
-          <w:szCs w:val="21"/>
-        </w:rPr>
-        <w:t xml:space="preserve">    </w:t>
-      </w:r>
-      <w:r>
-        <w:rPr>
-          <w:rFonts w:ascii="Consolas" w:eastAsia="굴림" w:hAnsi="Consolas" w:cs="굴림"/>
-          <w:color w:val="569CD6"/>
-          <w:kern w:val="0"/>
-          <w:sz w:val="21"/>
-          <w:szCs w:val="21"/>
-        </w:rPr>
-        <w:t>float</w:t>
-      </w:r>
-      <w:r>
-        <w:rPr>
-          <w:rFonts w:ascii="Consolas" w:eastAsia="굴림" w:hAnsi="Consolas" w:cs="굴림"/>
-          <w:color w:val="CCCCCC"/>
-          <w:kern w:val="0"/>
-          <w:sz w:val="21"/>
-          <w:szCs w:val="21"/>
-        </w:rPr>
-        <w:t xml:space="preserve"> p02 = </w:t>
-      </w:r>
-      <w:r>
-        <w:rPr>
-          <w:rFonts w:ascii="Consolas" w:eastAsia="굴림" w:hAnsi="Consolas" w:cs="굴림"/>
-          <w:color w:val="DCDCAA"/>
-          <w:kern w:val="0"/>
-          <w:sz w:val="21"/>
-          <w:szCs w:val="21"/>
-        </w:rPr>
-        <w:t>sampleCmpFromMapRef2DOffset</w:t>
-      </w:r>
-      <w:r>
-        <w:rPr>
-          <w:rFonts w:ascii="Consolas" w:eastAsia="굴림" w:hAnsi="Consolas" w:cs="굴림"/>
-          <w:color w:val="CCCCCC"/>
-          <w:kern w:val="0"/>
-          <w:sz w:val="21"/>
-          <w:szCs w:val="21"/>
-        </w:rPr>
-        <w:t>(</w:t>
-      </w:r>
-      <w:proofErr w:type="spellStart"/>
-      <w:r>
-        <w:rPr>
-          <w:rFonts w:ascii="Consolas" w:eastAsia="굴림" w:hAnsi="Consolas" w:cs="굴림"/>
-          <w:color w:val="CCCCCC"/>
-          <w:kern w:val="0"/>
-          <w:sz w:val="21"/>
-          <w:szCs w:val="21"/>
-        </w:rPr>
-        <w:t>shadowMapRef</w:t>
-      </w:r>
-      <w:proofErr w:type="spellEnd"/>
-      <w:r>
-        <w:rPr>
-          <w:rFonts w:ascii="Consolas" w:eastAsia="굴림" w:hAnsi="Consolas" w:cs="굴림"/>
-          <w:color w:val="CCCCCC"/>
-          <w:kern w:val="0"/>
-          <w:sz w:val="21"/>
-          <w:szCs w:val="21"/>
-        </w:rPr>
-        <w:t xml:space="preserve">, </w:t>
-      </w:r>
-      <w:proofErr w:type="spellStart"/>
-      <w:r>
-        <w:rPr>
-          <w:rFonts w:ascii="Consolas" w:eastAsia="굴림" w:hAnsi="Consolas" w:cs="굴림"/>
-          <w:color w:val="CCCCCC"/>
-          <w:kern w:val="0"/>
-          <w:sz w:val="21"/>
-          <w:szCs w:val="21"/>
-        </w:rPr>
-        <w:t>posL.xy</w:t>
-      </w:r>
-      <w:proofErr w:type="spellEnd"/>
-      <w:r>
-        <w:rPr>
-          <w:rFonts w:ascii="Consolas" w:eastAsia="굴림" w:hAnsi="Consolas" w:cs="굴림"/>
-          <w:color w:val="CCCCCC"/>
-          <w:kern w:val="0"/>
-          <w:sz w:val="21"/>
-          <w:szCs w:val="21"/>
-        </w:rPr>
-        <w:t xml:space="preserve">, </w:t>
-      </w:r>
-      <w:proofErr w:type="spellStart"/>
-      <w:r>
-        <w:rPr>
-          <w:rFonts w:ascii="Consolas" w:eastAsia="굴림" w:hAnsi="Consolas" w:cs="굴림"/>
-          <w:color w:val="CCCCCC"/>
-          <w:kern w:val="0"/>
-          <w:sz w:val="21"/>
-          <w:szCs w:val="21"/>
-        </w:rPr>
-        <w:t>posL.z</w:t>
-      </w:r>
-      <w:proofErr w:type="spellEnd"/>
-      <w:r>
-        <w:rPr>
-          <w:rFonts w:ascii="Consolas" w:eastAsia="굴림" w:hAnsi="Consolas" w:cs="굴림"/>
-          <w:color w:val="CCCCCC"/>
-          <w:kern w:val="0"/>
-          <w:sz w:val="21"/>
-          <w:szCs w:val="21"/>
-        </w:rPr>
-        <w:t xml:space="preserve">, </w:t>
-      </w:r>
-      <w:r>
-        <w:rPr>
-          <w:rFonts w:ascii="Consolas" w:eastAsia="굴림" w:hAnsi="Consolas" w:cs="굴림"/>
-          <w:color w:val="569CD6"/>
-          <w:kern w:val="0"/>
-          <w:sz w:val="21"/>
-          <w:szCs w:val="21"/>
-        </w:rPr>
-        <w:t>int2</w:t>
-      </w:r>
-      <w:r>
-        <w:rPr>
-          <w:rFonts w:ascii="Consolas" w:eastAsia="굴림" w:hAnsi="Consolas" w:cs="굴림"/>
-          <w:color w:val="CCCCCC"/>
-          <w:kern w:val="0"/>
-          <w:sz w:val="21"/>
-          <w:szCs w:val="21"/>
-        </w:rPr>
-        <w:t>(-</w:t>
-      </w:r>
-      <w:r>
-        <w:rPr>
-          <w:rFonts w:ascii="Consolas" w:eastAsia="굴림" w:hAnsi="Consolas" w:cs="굴림"/>
-          <w:color w:val="B5CEA8"/>
-          <w:kern w:val="0"/>
-          <w:sz w:val="21"/>
-          <w:szCs w:val="21"/>
-        </w:rPr>
-        <w:t>1</w:t>
-      </w:r>
-      <w:r>
-        <w:rPr>
-          <w:rFonts w:ascii="Consolas" w:eastAsia="굴림" w:hAnsi="Consolas" w:cs="굴림"/>
-          <w:color w:val="CCCCCC"/>
-          <w:kern w:val="0"/>
-          <w:sz w:val="21"/>
-          <w:szCs w:val="21"/>
-        </w:rPr>
-        <w:t xml:space="preserve">, </w:t>
-      </w:r>
-      <w:r>
-        <w:rPr>
-          <w:rFonts w:ascii="Consolas" w:eastAsia="굴림" w:hAnsi="Consolas" w:cs="굴림"/>
-          <w:color w:val="B5CEA8"/>
-          <w:kern w:val="0"/>
-          <w:sz w:val="21"/>
-          <w:szCs w:val="21"/>
-        </w:rPr>
-        <w:t>1</w:t>
-      </w:r>
-      <w:r>
-        <w:rPr>
-          <w:rFonts w:ascii="Consolas" w:eastAsia="굴림" w:hAnsi="Consolas" w:cs="굴림"/>
-          <w:color w:val="CCCCCC"/>
-          <w:kern w:val="0"/>
-          <w:sz w:val="21"/>
-          <w:szCs w:val="21"/>
-        </w:rPr>
-        <w:t xml:space="preserve">), </w:t>
-      </w:r>
-      <w:proofErr w:type="spellStart"/>
-      <w:r>
-        <w:rPr>
-          <w:rFonts w:ascii="Consolas" w:eastAsia="굴림" w:hAnsi="Consolas" w:cs="굴림"/>
-          <w:color w:val="CCCCCC"/>
-          <w:kern w:val="0"/>
-          <w:sz w:val="21"/>
-          <w:szCs w:val="21"/>
-        </w:rPr>
-        <w:t>shadowSamplerIdx</w:t>
-      </w:r>
-      <w:proofErr w:type="spellEnd"/>
-      <w:r>
-        <w:rPr>
-          <w:rFonts w:ascii="Consolas" w:eastAsia="굴림" w:hAnsi="Consolas" w:cs="굴림"/>
-          <w:color w:val="CCCCCC"/>
-          <w:kern w:val="0"/>
-          <w:sz w:val="21"/>
-          <w:szCs w:val="21"/>
-        </w:rPr>
-        <w:t>).r;</w:t>
-      </w:r>
-    </w:p>
-    <w:p>
-      <w:pPr>
-        <w:widowControl/>
-        <w:shd w:val="clear" w:color="auto" w:fill="1F1F1F"/>
-        <w:wordWrap/>
-        <w:autoSpaceDE/>
-        <w:autoSpaceDN/>
-        <w:spacing w:after="0" w:line="285" w:lineRule="atLeast"/>
-        <w:jc w:val="left"/>
-        <w:rPr>
-          <w:rFonts w:ascii="Consolas" w:eastAsia="굴림" w:hAnsi="Consolas" w:cs="굴림"/>
-          <w:color w:val="CCCCCC"/>
-          <w:kern w:val="0"/>
-          <w:sz w:val="21"/>
-          <w:szCs w:val="21"/>
-        </w:rPr>
-      </w:pPr>
-      <w:r>
-        <w:rPr>
-          <w:rFonts w:ascii="Consolas" w:eastAsia="굴림" w:hAnsi="Consolas" w:cs="굴림"/>
-          <w:color w:val="CCCCCC"/>
-          <w:kern w:val="0"/>
-          <w:sz w:val="21"/>
-          <w:szCs w:val="21"/>
-        </w:rPr>
-        <w:t xml:space="preserve">    </w:t>
-      </w:r>
-      <w:r>
-        <w:rPr>
-          <w:rFonts w:ascii="Consolas" w:eastAsia="굴림" w:hAnsi="Consolas" w:cs="굴림"/>
-          <w:color w:val="569CD6"/>
-          <w:kern w:val="0"/>
-          <w:sz w:val="21"/>
-          <w:szCs w:val="21"/>
-        </w:rPr>
-        <w:t>float</w:t>
-      </w:r>
-      <w:r>
-        <w:rPr>
-          <w:rFonts w:ascii="Consolas" w:eastAsia="굴림" w:hAnsi="Consolas" w:cs="굴림"/>
-          <w:color w:val="CCCCCC"/>
-          <w:kern w:val="0"/>
-          <w:sz w:val="21"/>
-          <w:szCs w:val="21"/>
-        </w:rPr>
-        <w:t xml:space="preserve"> p10 = </w:t>
-      </w:r>
-      <w:r>
-        <w:rPr>
-          <w:rFonts w:ascii="Consolas" w:eastAsia="굴림" w:hAnsi="Consolas" w:cs="굴림"/>
-          <w:color w:val="DCDCAA"/>
-          <w:kern w:val="0"/>
-          <w:sz w:val="21"/>
-          <w:szCs w:val="21"/>
-        </w:rPr>
-        <w:t>sampleCmpFromMapRef2DOffset</w:t>
-      </w:r>
-      <w:r>
-        <w:rPr>
-          <w:rFonts w:ascii="Consolas" w:eastAsia="굴림" w:hAnsi="Consolas" w:cs="굴림"/>
-          <w:color w:val="CCCCCC"/>
-          <w:kern w:val="0"/>
-          <w:sz w:val="21"/>
-          <w:szCs w:val="21"/>
-        </w:rPr>
-        <w:t>(</w:t>
-      </w:r>
-      <w:proofErr w:type="spellStart"/>
-      <w:r>
-        <w:rPr>
-          <w:rFonts w:ascii="Consolas" w:eastAsia="굴림" w:hAnsi="Consolas" w:cs="굴림"/>
-          <w:color w:val="CCCCCC"/>
-          <w:kern w:val="0"/>
-          <w:sz w:val="21"/>
-          <w:szCs w:val="21"/>
-        </w:rPr>
-        <w:t>shadowMapRef</w:t>
-      </w:r>
-      <w:proofErr w:type="spellEnd"/>
-      <w:r>
-        <w:rPr>
-          <w:rFonts w:ascii="Consolas" w:eastAsia="굴림" w:hAnsi="Consolas" w:cs="굴림"/>
-          <w:color w:val="CCCCCC"/>
-          <w:kern w:val="0"/>
-          <w:sz w:val="21"/>
-          <w:szCs w:val="21"/>
-        </w:rPr>
-        <w:t xml:space="preserve">, </w:t>
-      </w:r>
-      <w:proofErr w:type="spellStart"/>
-      <w:r>
-        <w:rPr>
-          <w:rFonts w:ascii="Consolas" w:eastAsia="굴림" w:hAnsi="Consolas" w:cs="굴림"/>
-          <w:color w:val="CCCCCC"/>
-          <w:kern w:val="0"/>
-          <w:sz w:val="21"/>
-          <w:szCs w:val="21"/>
-        </w:rPr>
-        <w:t>posL.xy</w:t>
-      </w:r>
-      <w:proofErr w:type="spellEnd"/>
-      <w:r>
-        <w:rPr>
-          <w:rFonts w:ascii="Consolas" w:eastAsia="굴림" w:hAnsi="Consolas" w:cs="굴림"/>
-          <w:color w:val="CCCCCC"/>
-          <w:kern w:val="0"/>
-          <w:sz w:val="21"/>
-          <w:szCs w:val="21"/>
-        </w:rPr>
-        <w:t xml:space="preserve">, </w:t>
-      </w:r>
-      <w:proofErr w:type="spellStart"/>
-      <w:r>
-        <w:rPr>
-          <w:rFonts w:ascii="Consolas" w:eastAsia="굴림" w:hAnsi="Consolas" w:cs="굴림"/>
-          <w:color w:val="CCCCCC"/>
-          <w:kern w:val="0"/>
-          <w:sz w:val="21"/>
-          <w:szCs w:val="21"/>
-        </w:rPr>
-        <w:t>posL.z</w:t>
-      </w:r>
-      <w:proofErr w:type="spellEnd"/>
-      <w:r>
-        <w:rPr>
-          <w:rFonts w:ascii="Consolas" w:eastAsia="굴림" w:hAnsi="Consolas" w:cs="굴림"/>
-          <w:color w:val="CCCCCC"/>
-          <w:kern w:val="0"/>
-          <w:sz w:val="21"/>
-          <w:szCs w:val="21"/>
-        </w:rPr>
-        <w:t xml:space="preserve">, </w:t>
-      </w:r>
-      <w:r>
-        <w:rPr>
-          <w:rFonts w:ascii="Consolas" w:eastAsia="굴림" w:hAnsi="Consolas" w:cs="굴림"/>
-          <w:color w:val="569CD6"/>
-          <w:kern w:val="0"/>
-          <w:sz w:val="21"/>
-          <w:szCs w:val="21"/>
-        </w:rPr>
-        <w:t>int2</w:t>
-      </w:r>
-      <w:r>
-        <w:rPr>
-          <w:rFonts w:ascii="Consolas" w:eastAsia="굴림" w:hAnsi="Consolas" w:cs="굴림"/>
-          <w:color w:val="CCCCCC"/>
-          <w:kern w:val="0"/>
-          <w:sz w:val="21"/>
-          <w:szCs w:val="21"/>
-        </w:rPr>
-        <w:t>(</w:t>
-      </w:r>
-      <w:r>
-        <w:rPr>
-          <w:rFonts w:ascii="Consolas" w:eastAsia="굴림" w:hAnsi="Consolas" w:cs="굴림"/>
-          <w:color w:val="B5CEA8"/>
-          <w:kern w:val="0"/>
-          <w:sz w:val="21"/>
-          <w:szCs w:val="21"/>
-        </w:rPr>
-        <w:t>0</w:t>
-      </w:r>
-      <w:r>
-        <w:rPr>
-          <w:rFonts w:ascii="Consolas" w:eastAsia="굴림" w:hAnsi="Consolas" w:cs="굴림"/>
-          <w:color w:val="CCCCCC"/>
-          <w:kern w:val="0"/>
-          <w:sz w:val="21"/>
-          <w:szCs w:val="21"/>
-        </w:rPr>
-        <w:t>, -</w:t>
-      </w:r>
-      <w:r>
-        <w:rPr>
-          <w:rFonts w:ascii="Consolas" w:eastAsia="굴림" w:hAnsi="Consolas" w:cs="굴림"/>
-          <w:color w:val="B5CEA8"/>
-          <w:kern w:val="0"/>
-          <w:sz w:val="21"/>
-          <w:szCs w:val="21"/>
-        </w:rPr>
-        <w:t>1</w:t>
-      </w:r>
-      <w:r>
-        <w:rPr>
-          <w:rFonts w:ascii="Consolas" w:eastAsia="굴림" w:hAnsi="Consolas" w:cs="굴림"/>
-          <w:color w:val="CCCCCC"/>
-          <w:kern w:val="0"/>
-          <w:sz w:val="21"/>
-          <w:szCs w:val="21"/>
-        </w:rPr>
-        <w:t xml:space="preserve">), </w:t>
-      </w:r>
-      <w:proofErr w:type="spellStart"/>
-      <w:r>
-        <w:rPr>
-          <w:rFonts w:ascii="Consolas" w:eastAsia="굴림" w:hAnsi="Consolas" w:cs="굴림"/>
-          <w:color w:val="CCCCCC"/>
-          <w:kern w:val="0"/>
-          <w:sz w:val="21"/>
-          <w:szCs w:val="21"/>
-        </w:rPr>
-        <w:t>shadowSamplerIdx</w:t>
-      </w:r>
-      <w:proofErr w:type="spellEnd"/>
-      <w:r>
-        <w:rPr>
-          <w:rFonts w:ascii="Consolas" w:eastAsia="굴림" w:hAnsi="Consolas" w:cs="굴림"/>
-          <w:color w:val="CCCCCC"/>
-          <w:kern w:val="0"/>
-          <w:sz w:val="21"/>
-          <w:szCs w:val="21"/>
-        </w:rPr>
-        <w:t>).r;</w:t>
-      </w:r>
-    </w:p>
-    <w:p>
-      <w:pPr>
-        <w:widowControl/>
-        <w:shd w:val="clear" w:color="auto" w:fill="1F1F1F"/>
-        <w:wordWrap/>
-        <w:autoSpaceDE/>
-        <w:autoSpaceDN/>
-        <w:spacing w:after="0" w:line="285" w:lineRule="atLeast"/>
-        <w:jc w:val="left"/>
-        <w:rPr>
-          <w:rFonts w:ascii="Consolas" w:eastAsia="굴림" w:hAnsi="Consolas" w:cs="굴림"/>
-          <w:color w:val="CCCCCC"/>
-          <w:kern w:val="0"/>
-          <w:sz w:val="21"/>
-          <w:szCs w:val="21"/>
-        </w:rPr>
-      </w:pPr>
-      <w:r>
-        <w:rPr>
-          <w:rFonts w:ascii="Consolas" w:eastAsia="굴림" w:hAnsi="Consolas" w:cs="굴림"/>
-          <w:color w:val="CCCCCC"/>
-          <w:kern w:val="0"/>
-          <w:sz w:val="21"/>
-          <w:szCs w:val="21"/>
-        </w:rPr>
-        <w:t xml:space="preserve">    </w:t>
-      </w:r>
-      <w:r>
-        <w:rPr>
-          <w:rFonts w:ascii="Consolas" w:eastAsia="굴림" w:hAnsi="Consolas" w:cs="굴림"/>
-          <w:color w:val="569CD6"/>
-          <w:kern w:val="0"/>
-          <w:sz w:val="21"/>
-          <w:szCs w:val="21"/>
-        </w:rPr>
-        <w:t>float</w:t>
-      </w:r>
-      <w:r>
-        <w:rPr>
-          <w:rFonts w:ascii="Consolas" w:eastAsia="굴림" w:hAnsi="Consolas" w:cs="굴림"/>
-          <w:color w:val="CCCCCC"/>
-          <w:kern w:val="0"/>
-          <w:sz w:val="21"/>
-          <w:szCs w:val="21"/>
-        </w:rPr>
-        <w:t xml:space="preserve"> p11 = </w:t>
-      </w:r>
-      <w:r>
-        <w:rPr>
-          <w:rFonts w:ascii="Consolas" w:eastAsia="굴림" w:hAnsi="Consolas" w:cs="굴림"/>
-          <w:color w:val="DCDCAA"/>
-          <w:kern w:val="0"/>
-          <w:sz w:val="21"/>
-          <w:szCs w:val="21"/>
-        </w:rPr>
-        <w:t>sampleCmpFromMapRef2DOffset</w:t>
-      </w:r>
-      <w:r>
-        <w:rPr>
-          <w:rFonts w:ascii="Consolas" w:eastAsia="굴림" w:hAnsi="Consolas" w:cs="굴림"/>
-          <w:color w:val="CCCCCC"/>
-          <w:kern w:val="0"/>
-          <w:sz w:val="21"/>
-          <w:szCs w:val="21"/>
-        </w:rPr>
-        <w:t>(</w:t>
-      </w:r>
-      <w:proofErr w:type="spellStart"/>
-      <w:r>
-        <w:rPr>
-          <w:rFonts w:ascii="Consolas" w:eastAsia="굴림" w:hAnsi="Consolas" w:cs="굴림"/>
-          <w:color w:val="CCCCCC"/>
-          <w:kern w:val="0"/>
-          <w:sz w:val="21"/>
-          <w:szCs w:val="21"/>
-        </w:rPr>
-        <w:t>shadowMapRef</w:t>
-      </w:r>
-      <w:proofErr w:type="spellEnd"/>
-      <w:r>
-        <w:rPr>
-          <w:rFonts w:ascii="Consolas" w:eastAsia="굴림" w:hAnsi="Consolas" w:cs="굴림"/>
-          <w:color w:val="CCCCCC"/>
-          <w:kern w:val="0"/>
-          <w:sz w:val="21"/>
-          <w:szCs w:val="21"/>
-        </w:rPr>
-        <w:t xml:space="preserve">, </w:t>
-      </w:r>
-      <w:proofErr w:type="spellStart"/>
-      <w:r>
-        <w:rPr>
-          <w:rFonts w:ascii="Consolas" w:eastAsia="굴림" w:hAnsi="Consolas" w:cs="굴림"/>
-          <w:color w:val="CCCCCC"/>
-          <w:kern w:val="0"/>
-          <w:sz w:val="21"/>
-          <w:szCs w:val="21"/>
-        </w:rPr>
-        <w:t>posL.xy</w:t>
-      </w:r>
-      <w:proofErr w:type="spellEnd"/>
-      <w:r>
-        <w:rPr>
-          <w:rFonts w:ascii="Consolas" w:eastAsia="굴림" w:hAnsi="Consolas" w:cs="굴림"/>
-          <w:color w:val="CCCCCC"/>
-          <w:kern w:val="0"/>
-          <w:sz w:val="21"/>
-          <w:szCs w:val="21"/>
-        </w:rPr>
-        <w:t xml:space="preserve">, </w:t>
-      </w:r>
-      <w:proofErr w:type="spellStart"/>
-      <w:r>
-        <w:rPr>
-          <w:rFonts w:ascii="Consolas" w:eastAsia="굴림" w:hAnsi="Consolas" w:cs="굴림"/>
-          <w:color w:val="CCCCCC"/>
-          <w:kern w:val="0"/>
-          <w:sz w:val="21"/>
-          <w:szCs w:val="21"/>
-        </w:rPr>
-        <w:t>posL.z</w:t>
-      </w:r>
-      <w:proofErr w:type="spellEnd"/>
-      <w:r>
-        <w:rPr>
-          <w:rFonts w:ascii="Consolas" w:eastAsia="굴림" w:hAnsi="Consolas" w:cs="굴림"/>
-          <w:color w:val="CCCCCC"/>
-          <w:kern w:val="0"/>
-          <w:sz w:val="21"/>
-          <w:szCs w:val="21"/>
-        </w:rPr>
-        <w:t xml:space="preserve">, </w:t>
-      </w:r>
-      <w:r>
-        <w:rPr>
-          <w:rFonts w:ascii="Consolas" w:eastAsia="굴림" w:hAnsi="Consolas" w:cs="굴림"/>
-          <w:color w:val="569CD6"/>
-          <w:kern w:val="0"/>
-          <w:sz w:val="21"/>
-          <w:szCs w:val="21"/>
-        </w:rPr>
-        <w:t>int2</w:t>
-      </w:r>
-      <w:r>
-        <w:rPr>
-          <w:rFonts w:ascii="Consolas" w:eastAsia="굴림" w:hAnsi="Consolas" w:cs="굴림"/>
-          <w:color w:val="CCCCCC"/>
-          <w:kern w:val="0"/>
-          <w:sz w:val="21"/>
-          <w:szCs w:val="21"/>
-        </w:rPr>
-        <w:t>(</w:t>
-      </w:r>
-      <w:r>
-        <w:rPr>
-          <w:rFonts w:ascii="Consolas" w:eastAsia="굴림" w:hAnsi="Consolas" w:cs="굴림"/>
-          <w:color w:val="B5CEA8"/>
-          <w:kern w:val="0"/>
-          <w:sz w:val="21"/>
-          <w:szCs w:val="21"/>
-        </w:rPr>
-        <w:t>0</w:t>
-      </w:r>
-      <w:r>
-        <w:rPr>
-          <w:rFonts w:ascii="Consolas" w:eastAsia="굴림" w:hAnsi="Consolas" w:cs="굴림"/>
-          <w:color w:val="CCCCCC"/>
-          <w:kern w:val="0"/>
-          <w:sz w:val="21"/>
-          <w:szCs w:val="21"/>
-        </w:rPr>
-        <w:t xml:space="preserve">, </w:t>
-      </w:r>
-      <w:r>
-        <w:rPr>
-          <w:rFonts w:ascii="Consolas" w:eastAsia="굴림" w:hAnsi="Consolas" w:cs="굴림"/>
-          <w:color w:val="B5CEA8"/>
-          <w:kern w:val="0"/>
-          <w:sz w:val="21"/>
-          <w:szCs w:val="21"/>
-        </w:rPr>
-        <w:t>0</w:t>
-      </w:r>
-      <w:r>
-        <w:rPr>
-          <w:rFonts w:ascii="Consolas" w:eastAsia="굴림" w:hAnsi="Consolas" w:cs="굴림"/>
-          <w:color w:val="CCCCCC"/>
-          <w:kern w:val="0"/>
-          <w:sz w:val="21"/>
-          <w:szCs w:val="21"/>
-        </w:rPr>
-        <w:t xml:space="preserve">), </w:t>
-      </w:r>
-      <w:proofErr w:type="spellStart"/>
-      <w:r>
-        <w:rPr>
-          <w:rFonts w:ascii="Consolas" w:eastAsia="굴림" w:hAnsi="Consolas" w:cs="굴림"/>
-          <w:color w:val="CCCCCC"/>
-          <w:kern w:val="0"/>
-          <w:sz w:val="21"/>
-          <w:szCs w:val="21"/>
-        </w:rPr>
-        <w:t>shadowSamplerIdx</w:t>
-      </w:r>
-      <w:proofErr w:type="spellEnd"/>
-      <w:r>
-        <w:rPr>
-          <w:rFonts w:ascii="Consolas" w:eastAsia="굴림" w:hAnsi="Consolas" w:cs="굴림"/>
-          <w:color w:val="CCCCCC"/>
-          <w:kern w:val="0"/>
-          <w:sz w:val="21"/>
-          <w:szCs w:val="21"/>
-        </w:rPr>
-        <w:t>).r;</w:t>
-      </w:r>
-    </w:p>
-    <w:p>
-      <w:pPr>
-        <w:widowControl/>
-        <w:shd w:val="clear" w:color="auto" w:fill="1F1F1F"/>
-        <w:wordWrap/>
-        <w:autoSpaceDE/>
-        <w:autoSpaceDN/>
-        <w:spacing w:after="0" w:line="285" w:lineRule="atLeast"/>
-        <w:jc w:val="left"/>
-        <w:rPr>
-          <w:rFonts w:ascii="Consolas" w:eastAsia="굴림" w:hAnsi="Consolas" w:cs="굴림"/>
-          <w:color w:val="CCCCCC"/>
-          <w:kern w:val="0"/>
-          <w:sz w:val="21"/>
-          <w:szCs w:val="21"/>
-        </w:rPr>
-      </w:pPr>
-      <w:r>
-        <w:rPr>
-          <w:rFonts w:ascii="Consolas" w:eastAsia="굴림" w:hAnsi="Consolas" w:cs="굴림"/>
-          <w:color w:val="CCCCCC"/>
-          <w:kern w:val="0"/>
-          <w:sz w:val="21"/>
-          <w:szCs w:val="21"/>
-        </w:rPr>
-        <w:t xml:space="preserve">    </w:t>
-      </w:r>
-      <w:r>
-        <w:rPr>
-          <w:rFonts w:ascii="Consolas" w:eastAsia="굴림" w:hAnsi="Consolas" w:cs="굴림"/>
-          <w:color w:val="569CD6"/>
-          <w:kern w:val="0"/>
-          <w:sz w:val="21"/>
-          <w:szCs w:val="21"/>
-        </w:rPr>
-        <w:t>float</w:t>
-      </w:r>
-      <w:r>
-        <w:rPr>
-          <w:rFonts w:ascii="Consolas" w:eastAsia="굴림" w:hAnsi="Consolas" w:cs="굴림"/>
-          <w:color w:val="CCCCCC"/>
-          <w:kern w:val="0"/>
-          <w:sz w:val="21"/>
-          <w:szCs w:val="21"/>
-        </w:rPr>
-        <w:t xml:space="preserve"> p12 = </w:t>
-      </w:r>
-      <w:r>
-        <w:rPr>
-          <w:rFonts w:ascii="Consolas" w:eastAsia="굴림" w:hAnsi="Consolas" w:cs="굴림"/>
-          <w:color w:val="DCDCAA"/>
-          <w:kern w:val="0"/>
-          <w:sz w:val="21"/>
-          <w:szCs w:val="21"/>
-        </w:rPr>
-        <w:t>sampleCmpFromMapRef2DOffset</w:t>
-      </w:r>
-      <w:r>
-        <w:rPr>
-          <w:rFonts w:ascii="Consolas" w:eastAsia="굴림" w:hAnsi="Consolas" w:cs="굴림"/>
-          <w:color w:val="CCCCCC"/>
-          <w:kern w:val="0"/>
-          <w:sz w:val="21"/>
-          <w:szCs w:val="21"/>
-        </w:rPr>
-        <w:t>(</w:t>
-      </w:r>
-      <w:proofErr w:type="spellStart"/>
-      <w:r>
-        <w:rPr>
-          <w:rFonts w:ascii="Consolas" w:eastAsia="굴림" w:hAnsi="Consolas" w:cs="굴림"/>
-          <w:color w:val="CCCCCC"/>
-          <w:kern w:val="0"/>
-          <w:sz w:val="21"/>
-          <w:szCs w:val="21"/>
-        </w:rPr>
-        <w:t>shadowMapRef</w:t>
-      </w:r>
-      <w:proofErr w:type="spellEnd"/>
-      <w:r>
-        <w:rPr>
-          <w:rFonts w:ascii="Consolas" w:eastAsia="굴림" w:hAnsi="Consolas" w:cs="굴림"/>
-          <w:color w:val="CCCCCC"/>
-          <w:kern w:val="0"/>
-          <w:sz w:val="21"/>
-          <w:szCs w:val="21"/>
-        </w:rPr>
-        <w:t xml:space="preserve">, </w:t>
-      </w:r>
-      <w:proofErr w:type="spellStart"/>
-      <w:r>
-        <w:rPr>
-          <w:rFonts w:ascii="Consolas" w:eastAsia="굴림" w:hAnsi="Consolas" w:cs="굴림"/>
-          <w:color w:val="CCCCCC"/>
-          <w:kern w:val="0"/>
-          <w:sz w:val="21"/>
-          <w:szCs w:val="21"/>
-        </w:rPr>
-        <w:t>posL.xy</w:t>
-      </w:r>
-      <w:proofErr w:type="spellEnd"/>
-      <w:r>
-        <w:rPr>
-          <w:rFonts w:ascii="Consolas" w:eastAsia="굴림" w:hAnsi="Consolas" w:cs="굴림"/>
-          <w:color w:val="CCCCCC"/>
-          <w:kern w:val="0"/>
-          <w:sz w:val="21"/>
-          <w:szCs w:val="21"/>
-        </w:rPr>
-        <w:t xml:space="preserve">, </w:t>
-      </w:r>
-      <w:proofErr w:type="spellStart"/>
-      <w:r>
-        <w:rPr>
-          <w:rFonts w:ascii="Consolas" w:eastAsia="굴림" w:hAnsi="Consolas" w:cs="굴림"/>
-          <w:color w:val="CCCCCC"/>
-          <w:kern w:val="0"/>
-          <w:sz w:val="21"/>
-          <w:szCs w:val="21"/>
-        </w:rPr>
-        <w:t>posL.z</w:t>
-      </w:r>
-      <w:proofErr w:type="spellEnd"/>
-      <w:r>
-        <w:rPr>
-          <w:rFonts w:ascii="Consolas" w:eastAsia="굴림" w:hAnsi="Consolas" w:cs="굴림"/>
-          <w:color w:val="CCCCCC"/>
-          <w:kern w:val="0"/>
-          <w:sz w:val="21"/>
-          <w:szCs w:val="21"/>
-        </w:rPr>
-        <w:t xml:space="preserve">, </w:t>
-      </w:r>
-      <w:r>
-        <w:rPr>
-          <w:rFonts w:ascii="Consolas" w:eastAsia="굴림" w:hAnsi="Consolas" w:cs="굴림"/>
-          <w:color w:val="569CD6"/>
-          <w:kern w:val="0"/>
-          <w:sz w:val="21"/>
-          <w:szCs w:val="21"/>
-        </w:rPr>
-        <w:t>int2</w:t>
-      </w:r>
-      <w:r>
-        <w:rPr>
-          <w:rFonts w:ascii="Consolas" w:eastAsia="굴림" w:hAnsi="Consolas" w:cs="굴림"/>
-          <w:color w:val="CCCCCC"/>
-          <w:kern w:val="0"/>
-          <w:sz w:val="21"/>
-          <w:szCs w:val="21"/>
-        </w:rPr>
-        <w:t>(</w:t>
-      </w:r>
-      <w:r>
-        <w:rPr>
-          <w:rFonts w:ascii="Consolas" w:eastAsia="굴림" w:hAnsi="Consolas" w:cs="굴림"/>
-          <w:color w:val="B5CEA8"/>
-          <w:kern w:val="0"/>
-          <w:sz w:val="21"/>
-          <w:szCs w:val="21"/>
-        </w:rPr>
-        <w:t>0</w:t>
-      </w:r>
-      <w:r>
-        <w:rPr>
-          <w:rFonts w:ascii="Consolas" w:eastAsia="굴림" w:hAnsi="Consolas" w:cs="굴림"/>
-          <w:color w:val="CCCCCC"/>
-          <w:kern w:val="0"/>
-          <w:sz w:val="21"/>
-          <w:szCs w:val="21"/>
-        </w:rPr>
-        <w:t xml:space="preserve">, </w:t>
-      </w:r>
-      <w:r>
-        <w:rPr>
-          <w:rFonts w:ascii="Consolas" w:eastAsia="굴림" w:hAnsi="Consolas" w:cs="굴림"/>
-          <w:color w:val="B5CEA8"/>
-          <w:kern w:val="0"/>
-          <w:sz w:val="21"/>
-          <w:szCs w:val="21"/>
-        </w:rPr>
-        <w:t>1</w:t>
-      </w:r>
-      <w:r>
-        <w:rPr>
-          <w:rFonts w:ascii="Consolas" w:eastAsia="굴림" w:hAnsi="Consolas" w:cs="굴림"/>
-          <w:color w:val="CCCCCC"/>
-          <w:kern w:val="0"/>
-          <w:sz w:val="21"/>
-          <w:szCs w:val="21"/>
-        </w:rPr>
-        <w:t xml:space="preserve">), </w:t>
-      </w:r>
-      <w:proofErr w:type="spellStart"/>
-      <w:r>
-        <w:rPr>
-          <w:rFonts w:ascii="Consolas" w:eastAsia="굴림" w:hAnsi="Consolas" w:cs="굴림"/>
-          <w:color w:val="CCCCCC"/>
-          <w:kern w:val="0"/>
-          <w:sz w:val="21"/>
-          <w:szCs w:val="21"/>
-        </w:rPr>
-        <w:t>shadowSamplerIdx</w:t>
-      </w:r>
-      <w:proofErr w:type="spellEnd"/>
-      <w:r>
-        <w:rPr>
-          <w:rFonts w:ascii="Consolas" w:eastAsia="굴림" w:hAnsi="Consolas" w:cs="굴림"/>
-          <w:color w:val="CCCCCC"/>
-          <w:kern w:val="0"/>
-          <w:sz w:val="21"/>
-          <w:szCs w:val="21"/>
-        </w:rPr>
-        <w:t>).r;</w:t>
-      </w:r>
-    </w:p>
-    <w:p>
-      <w:pPr>
-        <w:widowControl/>
-        <w:shd w:val="clear" w:color="auto" w:fill="1F1F1F"/>
-        <w:wordWrap/>
-        <w:autoSpaceDE/>
-        <w:autoSpaceDN/>
-        <w:spacing w:after="0" w:line="285" w:lineRule="atLeast"/>
-        <w:jc w:val="left"/>
-        <w:rPr>
-          <w:rFonts w:ascii="Consolas" w:eastAsia="굴림" w:hAnsi="Consolas" w:cs="굴림"/>
-          <w:color w:val="CCCCCC"/>
-          <w:kern w:val="0"/>
-          <w:sz w:val="21"/>
-          <w:szCs w:val="21"/>
-        </w:rPr>
-      </w:pPr>
-      <w:r>
-        <w:rPr>
-          <w:rFonts w:ascii="Consolas" w:eastAsia="굴림" w:hAnsi="Consolas" w:cs="굴림"/>
-          <w:color w:val="CCCCCC"/>
-          <w:kern w:val="0"/>
-          <w:sz w:val="21"/>
-          <w:szCs w:val="21"/>
-        </w:rPr>
-        <w:t xml:space="preserve">    </w:t>
-      </w:r>
-      <w:r>
-        <w:rPr>
-          <w:rFonts w:ascii="Consolas" w:eastAsia="굴림" w:hAnsi="Consolas" w:cs="굴림"/>
-          <w:color w:val="569CD6"/>
-          <w:kern w:val="0"/>
-          <w:sz w:val="21"/>
-          <w:szCs w:val="21"/>
-        </w:rPr>
-        <w:t>float</w:t>
-      </w:r>
-      <w:r>
-        <w:rPr>
-          <w:rFonts w:ascii="Consolas" w:eastAsia="굴림" w:hAnsi="Consolas" w:cs="굴림"/>
-          <w:color w:val="CCCCCC"/>
-          <w:kern w:val="0"/>
-          <w:sz w:val="21"/>
-          <w:szCs w:val="21"/>
-        </w:rPr>
-        <w:t xml:space="preserve"> p20 = </w:t>
-      </w:r>
-      <w:r>
-        <w:rPr>
-          <w:rFonts w:ascii="Consolas" w:eastAsia="굴림" w:hAnsi="Consolas" w:cs="굴림"/>
-          <w:color w:val="DCDCAA"/>
-          <w:kern w:val="0"/>
-          <w:sz w:val="21"/>
-          <w:szCs w:val="21"/>
-        </w:rPr>
-        <w:t>sampleCmpFromMapRef2DOffset</w:t>
-      </w:r>
-      <w:r>
-        <w:rPr>
-          <w:rFonts w:ascii="Consolas" w:eastAsia="굴림" w:hAnsi="Consolas" w:cs="굴림"/>
-          <w:color w:val="CCCCCC"/>
-          <w:kern w:val="0"/>
-          <w:sz w:val="21"/>
-          <w:szCs w:val="21"/>
-        </w:rPr>
-        <w:t>(</w:t>
-      </w:r>
-      <w:proofErr w:type="spellStart"/>
-      <w:r>
-        <w:rPr>
-          <w:rFonts w:ascii="Consolas" w:eastAsia="굴림" w:hAnsi="Consolas" w:cs="굴림"/>
-          <w:color w:val="CCCCCC"/>
-          <w:kern w:val="0"/>
-          <w:sz w:val="21"/>
-          <w:szCs w:val="21"/>
-        </w:rPr>
-        <w:t>shadowMapRef</w:t>
-      </w:r>
-      <w:proofErr w:type="spellEnd"/>
-      <w:r>
-        <w:rPr>
-          <w:rFonts w:ascii="Consolas" w:eastAsia="굴림" w:hAnsi="Consolas" w:cs="굴림"/>
-          <w:color w:val="CCCCCC"/>
-          <w:kern w:val="0"/>
-          <w:sz w:val="21"/>
-          <w:szCs w:val="21"/>
-        </w:rPr>
-        <w:t xml:space="preserve">, </w:t>
-      </w:r>
-      <w:proofErr w:type="spellStart"/>
-      <w:r>
-        <w:rPr>
-          <w:rFonts w:ascii="Consolas" w:eastAsia="굴림" w:hAnsi="Consolas" w:cs="굴림"/>
-          <w:color w:val="CCCCCC"/>
-          <w:kern w:val="0"/>
-          <w:sz w:val="21"/>
-          <w:szCs w:val="21"/>
-        </w:rPr>
-        <w:t>posL.xy</w:t>
-      </w:r>
-      <w:proofErr w:type="spellEnd"/>
-      <w:r>
-        <w:rPr>
-          <w:rFonts w:ascii="Consolas" w:eastAsia="굴림" w:hAnsi="Consolas" w:cs="굴림"/>
-          <w:color w:val="CCCCCC"/>
-          <w:kern w:val="0"/>
-          <w:sz w:val="21"/>
-          <w:szCs w:val="21"/>
-        </w:rPr>
-        <w:t xml:space="preserve">, </w:t>
-      </w:r>
-      <w:proofErr w:type="spellStart"/>
-      <w:r>
-        <w:rPr>
-          <w:rFonts w:ascii="Consolas" w:eastAsia="굴림" w:hAnsi="Consolas" w:cs="굴림"/>
-          <w:color w:val="CCCCCC"/>
-          <w:kern w:val="0"/>
-          <w:sz w:val="21"/>
-          <w:szCs w:val="21"/>
-        </w:rPr>
-        <w:t>posL.z</w:t>
-      </w:r>
-      <w:proofErr w:type="spellEnd"/>
-      <w:r>
-        <w:rPr>
-          <w:rFonts w:ascii="Consolas" w:eastAsia="굴림" w:hAnsi="Consolas" w:cs="굴림"/>
-          <w:color w:val="CCCCCC"/>
-          <w:kern w:val="0"/>
-          <w:sz w:val="21"/>
-          <w:szCs w:val="21"/>
-        </w:rPr>
-        <w:t xml:space="preserve">, </w:t>
-      </w:r>
-      <w:r>
-        <w:rPr>
-          <w:rFonts w:ascii="Consolas" w:eastAsia="굴림" w:hAnsi="Consolas" w:cs="굴림"/>
-          <w:color w:val="569CD6"/>
-          <w:kern w:val="0"/>
-          <w:sz w:val="21"/>
-          <w:szCs w:val="21"/>
-        </w:rPr>
-        <w:t>int2</w:t>
-      </w:r>
-      <w:r>
-        <w:rPr>
-          <w:rFonts w:ascii="Consolas" w:eastAsia="굴림" w:hAnsi="Consolas" w:cs="굴림"/>
-          <w:color w:val="CCCCCC"/>
-          <w:kern w:val="0"/>
-          <w:sz w:val="21"/>
-          <w:szCs w:val="21"/>
-        </w:rPr>
-        <w:t>(</w:t>
-      </w:r>
-      <w:r>
-        <w:rPr>
-          <w:rFonts w:ascii="Consolas" w:eastAsia="굴림" w:hAnsi="Consolas" w:cs="굴림"/>
-          <w:color w:val="B5CEA8"/>
-          <w:kern w:val="0"/>
-          <w:sz w:val="21"/>
-          <w:szCs w:val="21"/>
-        </w:rPr>
-        <w:t>1</w:t>
-      </w:r>
-      <w:r>
-        <w:rPr>
-          <w:rFonts w:ascii="Consolas" w:eastAsia="굴림" w:hAnsi="Consolas" w:cs="굴림"/>
-          <w:color w:val="CCCCCC"/>
-          <w:kern w:val="0"/>
-          <w:sz w:val="21"/>
-          <w:szCs w:val="21"/>
-        </w:rPr>
-        <w:t>, -</w:t>
-      </w:r>
-      <w:r>
-        <w:rPr>
-          <w:rFonts w:ascii="Consolas" w:eastAsia="굴림" w:hAnsi="Consolas" w:cs="굴림"/>
-          <w:color w:val="B5CEA8"/>
-          <w:kern w:val="0"/>
-          <w:sz w:val="21"/>
-          <w:szCs w:val="21"/>
-        </w:rPr>
-        <w:t>1</w:t>
-      </w:r>
-      <w:r>
-        <w:rPr>
-          <w:rFonts w:ascii="Consolas" w:eastAsia="굴림" w:hAnsi="Consolas" w:cs="굴림"/>
-          <w:color w:val="CCCCCC"/>
-          <w:kern w:val="0"/>
-          <w:sz w:val="21"/>
-          <w:szCs w:val="21"/>
-        </w:rPr>
-        <w:t xml:space="preserve">), </w:t>
-      </w:r>
-      <w:proofErr w:type="spellStart"/>
-      <w:r>
-        <w:rPr>
-          <w:rFonts w:ascii="Consolas" w:eastAsia="굴림" w:hAnsi="Consolas" w:cs="굴림"/>
-          <w:color w:val="CCCCCC"/>
-          <w:kern w:val="0"/>
-          <w:sz w:val="21"/>
-          <w:szCs w:val="21"/>
-        </w:rPr>
-        <w:t>shadowSamplerIdx</w:t>
-      </w:r>
-      <w:proofErr w:type="spellEnd"/>
-      <w:r>
-        <w:rPr>
-          <w:rFonts w:ascii="Consolas" w:eastAsia="굴림" w:hAnsi="Consolas" w:cs="굴림"/>
-          <w:color w:val="CCCCCC"/>
-          <w:kern w:val="0"/>
-          <w:sz w:val="21"/>
-          <w:szCs w:val="21"/>
-        </w:rPr>
-        <w:t>).r;</w:t>
-      </w:r>
-    </w:p>
-    <w:p>
-      <w:pPr>
-        <w:widowControl/>
-        <w:shd w:val="clear" w:color="auto" w:fill="1F1F1F"/>
-        <w:wordWrap/>
-        <w:autoSpaceDE/>
-        <w:autoSpaceDN/>
-        <w:spacing w:after="0" w:line="285" w:lineRule="atLeast"/>
-        <w:jc w:val="left"/>
-        <w:rPr>
-          <w:rFonts w:ascii="Consolas" w:eastAsia="굴림" w:hAnsi="Consolas" w:cs="굴림"/>
-          <w:color w:val="CCCCCC"/>
-          <w:kern w:val="0"/>
-          <w:sz w:val="21"/>
-          <w:szCs w:val="21"/>
-        </w:rPr>
-      </w:pPr>
-      <w:r>
-        <w:rPr>
-          <w:rFonts w:ascii="Consolas" w:eastAsia="굴림" w:hAnsi="Consolas" w:cs="굴림"/>
-          <w:color w:val="CCCCCC"/>
-          <w:kern w:val="0"/>
-          <w:sz w:val="21"/>
-          <w:szCs w:val="21"/>
-        </w:rPr>
-        <w:t xml:space="preserve">    </w:t>
-      </w:r>
-      <w:r>
-        <w:rPr>
-          <w:rFonts w:ascii="Consolas" w:eastAsia="굴림" w:hAnsi="Consolas" w:cs="굴림"/>
-          <w:color w:val="569CD6"/>
-          <w:kern w:val="0"/>
-          <w:sz w:val="21"/>
-          <w:szCs w:val="21"/>
-        </w:rPr>
-        <w:t>float</w:t>
-      </w:r>
-      <w:r>
-        <w:rPr>
-          <w:rFonts w:ascii="Consolas" w:eastAsia="굴림" w:hAnsi="Consolas" w:cs="굴림"/>
-          <w:color w:val="CCCCCC"/>
-          <w:kern w:val="0"/>
-          <w:sz w:val="21"/>
-          <w:szCs w:val="21"/>
-        </w:rPr>
-        <w:t xml:space="preserve"> p21 = </w:t>
-      </w:r>
-      <w:r>
-        <w:rPr>
-          <w:rFonts w:ascii="Consolas" w:eastAsia="굴림" w:hAnsi="Consolas" w:cs="굴림"/>
-          <w:color w:val="DCDCAA"/>
-          <w:kern w:val="0"/>
-          <w:sz w:val="21"/>
-          <w:szCs w:val="21"/>
-        </w:rPr>
-        <w:t>sampleCmpFromMapRef2DOffset</w:t>
-      </w:r>
-      <w:r>
-        <w:rPr>
-          <w:rFonts w:ascii="Consolas" w:eastAsia="굴림" w:hAnsi="Consolas" w:cs="굴림"/>
-          <w:color w:val="CCCCCC"/>
-          <w:kern w:val="0"/>
-          <w:sz w:val="21"/>
-          <w:szCs w:val="21"/>
-        </w:rPr>
-        <w:t>(</w:t>
-      </w:r>
-      <w:proofErr w:type="spellStart"/>
-      <w:r>
-        <w:rPr>
-          <w:rFonts w:ascii="Consolas" w:eastAsia="굴림" w:hAnsi="Consolas" w:cs="굴림"/>
-          <w:color w:val="CCCCCC"/>
-          <w:kern w:val="0"/>
-          <w:sz w:val="21"/>
-          <w:szCs w:val="21"/>
-        </w:rPr>
-        <w:t>shadowMapRef</w:t>
-      </w:r>
-      <w:proofErr w:type="spellEnd"/>
-      <w:r>
-        <w:rPr>
-          <w:rFonts w:ascii="Consolas" w:eastAsia="굴림" w:hAnsi="Consolas" w:cs="굴림"/>
-          <w:color w:val="CCCCCC"/>
-          <w:kern w:val="0"/>
-          <w:sz w:val="21"/>
-          <w:szCs w:val="21"/>
-        </w:rPr>
-        <w:t xml:space="preserve">, </w:t>
-      </w:r>
-      <w:proofErr w:type="spellStart"/>
-      <w:r>
-        <w:rPr>
-          <w:rFonts w:ascii="Consolas" w:eastAsia="굴림" w:hAnsi="Consolas" w:cs="굴림"/>
-          <w:color w:val="CCCCCC"/>
-          <w:kern w:val="0"/>
-          <w:sz w:val="21"/>
-          <w:szCs w:val="21"/>
-        </w:rPr>
-        <w:t>posL.xy</w:t>
-      </w:r>
-      <w:proofErr w:type="spellEnd"/>
-      <w:r>
-        <w:rPr>
-          <w:rFonts w:ascii="Consolas" w:eastAsia="굴림" w:hAnsi="Consolas" w:cs="굴림"/>
-          <w:color w:val="CCCCCC"/>
-          <w:kern w:val="0"/>
-          <w:sz w:val="21"/>
-          <w:szCs w:val="21"/>
-        </w:rPr>
-        <w:t xml:space="preserve">, </w:t>
-      </w:r>
-      <w:proofErr w:type="spellStart"/>
-      <w:r>
-        <w:rPr>
-          <w:rFonts w:ascii="Consolas" w:eastAsia="굴림" w:hAnsi="Consolas" w:cs="굴림"/>
-          <w:color w:val="CCCCCC"/>
-          <w:kern w:val="0"/>
-          <w:sz w:val="21"/>
-          <w:szCs w:val="21"/>
-        </w:rPr>
-        <w:t>posL.z</w:t>
-      </w:r>
-      <w:proofErr w:type="spellEnd"/>
-      <w:r>
-        <w:rPr>
-          <w:rFonts w:ascii="Consolas" w:eastAsia="굴림" w:hAnsi="Consolas" w:cs="굴림"/>
-          <w:color w:val="CCCCCC"/>
-          <w:kern w:val="0"/>
-          <w:sz w:val="21"/>
-          <w:szCs w:val="21"/>
-        </w:rPr>
-        <w:t xml:space="preserve">, </w:t>
-      </w:r>
-      <w:r>
-        <w:rPr>
-          <w:rFonts w:ascii="Consolas" w:eastAsia="굴림" w:hAnsi="Consolas" w:cs="굴림"/>
-          <w:color w:val="569CD6"/>
-          <w:kern w:val="0"/>
-          <w:sz w:val="21"/>
-          <w:szCs w:val="21"/>
-        </w:rPr>
-        <w:t>int2</w:t>
-      </w:r>
-      <w:r>
-        <w:rPr>
-          <w:rFonts w:ascii="Consolas" w:eastAsia="굴림" w:hAnsi="Consolas" w:cs="굴림"/>
-          <w:color w:val="CCCCCC"/>
-          <w:kern w:val="0"/>
-          <w:sz w:val="21"/>
-          <w:szCs w:val="21"/>
-        </w:rPr>
-        <w:t>(</w:t>
-      </w:r>
-      <w:r>
-        <w:rPr>
-          <w:rFonts w:ascii="Consolas" w:eastAsia="굴림" w:hAnsi="Consolas" w:cs="굴림"/>
-          <w:color w:val="B5CEA8"/>
-          <w:kern w:val="0"/>
-          <w:sz w:val="21"/>
-          <w:szCs w:val="21"/>
-        </w:rPr>
-        <w:t>1</w:t>
-      </w:r>
-      <w:r>
-        <w:rPr>
-          <w:rFonts w:ascii="Consolas" w:eastAsia="굴림" w:hAnsi="Consolas" w:cs="굴림"/>
-          <w:color w:val="CCCCCC"/>
-          <w:kern w:val="0"/>
-          <w:sz w:val="21"/>
-          <w:szCs w:val="21"/>
-        </w:rPr>
-        <w:t xml:space="preserve">, </w:t>
-      </w:r>
-      <w:r>
-        <w:rPr>
-          <w:rFonts w:ascii="Consolas" w:eastAsia="굴림" w:hAnsi="Consolas" w:cs="굴림"/>
-          <w:color w:val="B5CEA8"/>
-          <w:kern w:val="0"/>
-          <w:sz w:val="21"/>
-          <w:szCs w:val="21"/>
-        </w:rPr>
-        <w:t>0</w:t>
-      </w:r>
-      <w:r>
-        <w:rPr>
-          <w:rFonts w:ascii="Consolas" w:eastAsia="굴림" w:hAnsi="Consolas" w:cs="굴림"/>
-          <w:color w:val="CCCCCC"/>
-          <w:kern w:val="0"/>
-          <w:sz w:val="21"/>
-          <w:szCs w:val="21"/>
-        </w:rPr>
-        <w:t xml:space="preserve">), </w:t>
-      </w:r>
-      <w:proofErr w:type="spellStart"/>
-      <w:r>
-        <w:rPr>
-          <w:rFonts w:ascii="Consolas" w:eastAsia="굴림" w:hAnsi="Consolas" w:cs="굴림"/>
-          <w:color w:val="CCCCCC"/>
-          <w:kern w:val="0"/>
-          <w:sz w:val="21"/>
-          <w:szCs w:val="21"/>
-        </w:rPr>
-        <w:t>shadowSamplerIdx</w:t>
-      </w:r>
-      <w:proofErr w:type="spellEnd"/>
-      <w:r>
-        <w:rPr>
-          <w:rFonts w:ascii="Consolas" w:eastAsia="굴림" w:hAnsi="Consolas" w:cs="굴림"/>
-          <w:color w:val="CCCCCC"/>
-          <w:kern w:val="0"/>
-          <w:sz w:val="21"/>
-          <w:szCs w:val="21"/>
-        </w:rPr>
-        <w:t>).r;</w:t>
-      </w:r>
-    </w:p>
-    <w:p>
-      <w:pPr>
-        <w:widowControl/>
-        <w:shd w:val="clear" w:color="auto" w:fill="1F1F1F"/>
-        <w:wordWrap/>
-        <w:autoSpaceDE/>
-        <w:autoSpaceDN/>
-        <w:spacing w:after="0" w:line="285" w:lineRule="atLeast"/>
-        <w:jc w:val="left"/>
-        <w:rPr>
-          <w:rFonts w:ascii="Consolas" w:eastAsia="굴림" w:hAnsi="Consolas" w:cs="굴림"/>
-          <w:color w:val="CCCCCC"/>
-          <w:kern w:val="0"/>
-          <w:sz w:val="21"/>
-          <w:szCs w:val="21"/>
-        </w:rPr>
-      </w:pPr>
-      <w:r>
-        <w:rPr>
-          <w:rFonts w:ascii="Consolas" w:eastAsia="굴림" w:hAnsi="Consolas" w:cs="굴림"/>
-          <w:color w:val="CCCCCC"/>
-          <w:kern w:val="0"/>
-          <w:sz w:val="21"/>
-          <w:szCs w:val="21"/>
-        </w:rPr>
-        <w:t xml:space="preserve">    </w:t>
-      </w:r>
-      <w:r>
-        <w:rPr>
-          <w:rFonts w:ascii="Consolas" w:eastAsia="굴림" w:hAnsi="Consolas" w:cs="굴림"/>
-          <w:color w:val="569CD6"/>
-          <w:kern w:val="0"/>
-          <w:sz w:val="21"/>
-          <w:szCs w:val="21"/>
-        </w:rPr>
-        <w:t>float</w:t>
-      </w:r>
-      <w:r>
-        <w:rPr>
-          <w:rFonts w:ascii="Consolas" w:eastAsia="굴림" w:hAnsi="Consolas" w:cs="굴림"/>
-          <w:color w:val="CCCCCC"/>
-          <w:kern w:val="0"/>
-          <w:sz w:val="21"/>
-          <w:szCs w:val="21"/>
-        </w:rPr>
-        <w:t xml:space="preserve"> p22 = </w:t>
-      </w:r>
-      <w:r>
-        <w:rPr>
-          <w:rFonts w:ascii="Consolas" w:eastAsia="굴림" w:hAnsi="Consolas" w:cs="굴림"/>
-          <w:color w:val="DCDCAA"/>
-          <w:kern w:val="0"/>
-          <w:sz w:val="21"/>
-          <w:szCs w:val="21"/>
-        </w:rPr>
-        <w:t>sampleCmpFromMapRef2DOffset</w:t>
-      </w:r>
-      <w:r>
-        <w:rPr>
-          <w:rFonts w:ascii="Consolas" w:eastAsia="굴림" w:hAnsi="Consolas" w:cs="굴림"/>
-          <w:color w:val="CCCCCC"/>
-          <w:kern w:val="0"/>
-          <w:sz w:val="21"/>
-          <w:szCs w:val="21"/>
-        </w:rPr>
-        <w:t>(</w:t>
-      </w:r>
-      <w:proofErr w:type="spellStart"/>
-      <w:r>
-        <w:rPr>
-          <w:rFonts w:ascii="Consolas" w:eastAsia="굴림" w:hAnsi="Consolas" w:cs="굴림"/>
-          <w:color w:val="CCCCCC"/>
-          <w:kern w:val="0"/>
-          <w:sz w:val="21"/>
-          <w:szCs w:val="21"/>
-        </w:rPr>
-        <w:t>shadowMapRef</w:t>
-      </w:r>
-      <w:proofErr w:type="spellEnd"/>
-      <w:r>
-        <w:rPr>
-          <w:rFonts w:ascii="Consolas" w:eastAsia="굴림" w:hAnsi="Consolas" w:cs="굴림"/>
-          <w:color w:val="CCCCCC"/>
-          <w:kern w:val="0"/>
-          <w:sz w:val="21"/>
-          <w:szCs w:val="21"/>
-        </w:rPr>
-        <w:t xml:space="preserve">, </w:t>
-      </w:r>
-      <w:proofErr w:type="spellStart"/>
-      <w:r>
-        <w:rPr>
-          <w:rFonts w:ascii="Consolas" w:eastAsia="굴림" w:hAnsi="Consolas" w:cs="굴림"/>
-          <w:color w:val="CCCCCC"/>
-          <w:kern w:val="0"/>
-          <w:sz w:val="21"/>
-          <w:szCs w:val="21"/>
-        </w:rPr>
-        <w:t>posL.xy</w:t>
-      </w:r>
-      <w:proofErr w:type="spellEnd"/>
-      <w:r>
-        <w:rPr>
-          <w:rFonts w:ascii="Consolas" w:eastAsia="굴림" w:hAnsi="Consolas" w:cs="굴림"/>
-          <w:color w:val="CCCCCC"/>
-          <w:kern w:val="0"/>
-          <w:sz w:val="21"/>
-          <w:szCs w:val="21"/>
-        </w:rPr>
-        <w:t xml:space="preserve">, </w:t>
-      </w:r>
-      <w:proofErr w:type="spellStart"/>
-      <w:r>
-        <w:rPr>
-          <w:rFonts w:ascii="Consolas" w:eastAsia="굴림" w:hAnsi="Consolas" w:cs="굴림"/>
-          <w:color w:val="CCCCCC"/>
-          <w:kern w:val="0"/>
-          <w:sz w:val="21"/>
-          <w:szCs w:val="21"/>
-        </w:rPr>
-        <w:t>posL.z</w:t>
-      </w:r>
-      <w:proofErr w:type="spellEnd"/>
-      <w:r>
-        <w:rPr>
-          <w:rFonts w:ascii="Consolas" w:eastAsia="굴림" w:hAnsi="Consolas" w:cs="굴림"/>
-          <w:color w:val="CCCCCC"/>
-          <w:kern w:val="0"/>
-          <w:sz w:val="21"/>
-          <w:szCs w:val="21"/>
-        </w:rPr>
-        <w:t xml:space="preserve">, </w:t>
-      </w:r>
-      <w:r>
-        <w:rPr>
-          <w:rFonts w:ascii="Consolas" w:eastAsia="굴림" w:hAnsi="Consolas" w:cs="굴림"/>
-          <w:color w:val="569CD6"/>
-          <w:kern w:val="0"/>
-          <w:sz w:val="21"/>
-          <w:szCs w:val="21"/>
-        </w:rPr>
-        <w:t>int2</w:t>
-      </w:r>
-      <w:r>
-        <w:rPr>
-          <w:rFonts w:ascii="Consolas" w:eastAsia="굴림" w:hAnsi="Consolas" w:cs="굴림"/>
-          <w:color w:val="CCCCCC"/>
-          <w:kern w:val="0"/>
-          <w:sz w:val="21"/>
-          <w:szCs w:val="21"/>
-        </w:rPr>
-        <w:t>(</w:t>
-      </w:r>
-      <w:r>
-        <w:rPr>
-          <w:rFonts w:ascii="Consolas" w:eastAsia="굴림" w:hAnsi="Consolas" w:cs="굴림"/>
-          <w:color w:val="B5CEA8"/>
-          <w:kern w:val="0"/>
-          <w:sz w:val="21"/>
-          <w:szCs w:val="21"/>
-        </w:rPr>
-        <w:t>1</w:t>
-      </w:r>
-      <w:r>
-        <w:rPr>
-          <w:rFonts w:ascii="Consolas" w:eastAsia="굴림" w:hAnsi="Consolas" w:cs="굴림"/>
-          <w:color w:val="CCCCCC"/>
-          <w:kern w:val="0"/>
-          <w:sz w:val="21"/>
-          <w:szCs w:val="21"/>
-        </w:rPr>
-        <w:t xml:space="preserve">, </w:t>
-      </w:r>
-      <w:r>
-        <w:rPr>
-          <w:rFonts w:ascii="Consolas" w:eastAsia="굴림" w:hAnsi="Consolas" w:cs="굴림"/>
-          <w:color w:val="B5CEA8"/>
-          <w:kern w:val="0"/>
-          <w:sz w:val="21"/>
-          <w:szCs w:val="21"/>
-        </w:rPr>
-        <w:t>1</w:t>
-      </w:r>
-      <w:r>
-        <w:rPr>
-          <w:rFonts w:ascii="Consolas" w:eastAsia="굴림" w:hAnsi="Consolas" w:cs="굴림"/>
-          <w:color w:val="CCCCCC"/>
-          <w:kern w:val="0"/>
-          <w:sz w:val="21"/>
-          <w:szCs w:val="21"/>
-        </w:rPr>
-        <w:t xml:space="preserve">), </w:t>
-      </w:r>
-      <w:proofErr w:type="spellStart"/>
-      <w:r>
-        <w:rPr>
-          <w:rFonts w:ascii="Consolas" w:eastAsia="굴림" w:hAnsi="Consolas" w:cs="굴림"/>
-          <w:color w:val="CCCCCC"/>
-          <w:kern w:val="0"/>
-          <w:sz w:val="21"/>
-          <w:szCs w:val="21"/>
-        </w:rPr>
-        <w:t>shadowSamplerIdx</w:t>
-      </w:r>
-      <w:proofErr w:type="spellEnd"/>
-      <w:r>
-        <w:rPr>
-          <w:rFonts w:ascii="Consolas" w:eastAsia="굴림" w:hAnsi="Consolas" w:cs="굴림"/>
-          <w:color w:val="CCCCCC"/>
-          <w:kern w:val="0"/>
-          <w:sz w:val="21"/>
-          <w:szCs w:val="21"/>
-        </w:rPr>
-        <w:t>).r;</w:t>
-      </w:r>
-    </w:p>
-    <w:p>
-      <w:pPr>
-        <w:widowControl/>
-        <w:shd w:val="clear" w:color="auto" w:fill="1F1F1F"/>
-        <w:wordWrap/>
-        <w:autoSpaceDE/>
-        <w:autoSpaceDN/>
-        <w:spacing w:after="0" w:line="285" w:lineRule="atLeast"/>
-        <w:jc w:val="left"/>
-        <w:rPr>
-          <w:rFonts w:ascii="Consolas" w:eastAsia="굴림" w:hAnsi="Consolas" w:cs="굴림"/>
-          <w:color w:val="CCCCCC"/>
-          <w:kern w:val="0"/>
-          <w:sz w:val="21"/>
-          <w:szCs w:val="21"/>
-        </w:rPr>
-      </w:pPr>
-    </w:p>
-    <w:p>
-      <w:pPr>
-        <w:widowControl/>
-        <w:shd w:val="clear" w:color="auto" w:fill="1F1F1F"/>
-        <w:wordWrap/>
-        <w:autoSpaceDE/>
-        <w:autoSpaceDN/>
-        <w:spacing w:after="0" w:line="285" w:lineRule="atLeast"/>
-        <w:jc w:val="left"/>
-        <w:rPr>
-          <w:rFonts w:ascii="Consolas" w:eastAsia="굴림" w:hAnsi="Consolas" w:cs="굴림"/>
-          <w:color w:val="CCCCCC"/>
-          <w:kern w:val="0"/>
-          <w:sz w:val="21"/>
-          <w:szCs w:val="21"/>
-        </w:rPr>
-      </w:pPr>
-      <w:r>
-        <w:rPr>
-          <w:rFonts w:ascii="Consolas" w:eastAsia="굴림" w:hAnsi="Consolas" w:cs="굴림"/>
-          <w:color w:val="CCCCCC"/>
-          <w:kern w:val="0"/>
-          <w:sz w:val="21"/>
-          <w:szCs w:val="21"/>
-        </w:rPr>
-        <w:t xml:space="preserve">    </w:t>
-      </w:r>
-      <w:r>
-        <w:rPr>
-          <w:rFonts w:ascii="Consolas" w:eastAsia="굴림" w:hAnsi="Consolas" w:cs="굴림"/>
-          <w:color w:val="569CD6"/>
-          <w:kern w:val="0"/>
-          <w:sz w:val="21"/>
-          <w:szCs w:val="21"/>
-        </w:rPr>
-        <w:t>float</w:t>
-      </w:r>
-      <w:r>
-        <w:rPr>
-          <w:rFonts w:ascii="Consolas" w:eastAsia="굴림" w:hAnsi="Consolas" w:cs="굴림"/>
-          <w:color w:val="CCCCCC"/>
-          <w:kern w:val="0"/>
-          <w:sz w:val="21"/>
-          <w:szCs w:val="21"/>
-        </w:rPr>
-        <w:t xml:space="preserve"> </w:t>
-      </w:r>
-      <w:proofErr w:type="spellStart"/>
-      <w:r>
-        <w:rPr>
-          <w:rFonts w:ascii="Consolas" w:eastAsia="굴림" w:hAnsi="Consolas" w:cs="굴림"/>
-          <w:color w:val="CCCCCC"/>
-          <w:kern w:val="0"/>
-          <w:sz w:val="21"/>
-          <w:szCs w:val="21"/>
-        </w:rPr>
-        <w:t>illuminationFactor</w:t>
-      </w:r>
-      <w:proofErr w:type="spellEnd"/>
-      <w:r>
-        <w:rPr>
-          <w:rFonts w:ascii="Consolas" w:eastAsia="굴림" w:hAnsi="Consolas" w:cs="굴림"/>
-          <w:color w:val="CCCCCC"/>
-          <w:kern w:val="0"/>
-          <w:sz w:val="21"/>
-          <w:szCs w:val="21"/>
-        </w:rPr>
-        <w:t xml:space="preserve"> = (p00 + p01 + p02 + p10 + p11 + p12 + p20 + p21 + p22) / </w:t>
-      </w:r>
-      <w:r>
-        <w:rPr>
-          <w:rFonts w:ascii="Consolas" w:eastAsia="굴림" w:hAnsi="Consolas" w:cs="굴림"/>
-          <w:color w:val="B5CEA8"/>
-          <w:kern w:val="0"/>
-          <w:sz w:val="21"/>
-          <w:szCs w:val="21"/>
-        </w:rPr>
-        <w:t>9.f</w:t>
-      </w:r>
-      <w:r>
-        <w:rPr>
-          <w:rFonts w:ascii="Consolas" w:eastAsia="굴림" w:hAnsi="Consolas" w:cs="굴림"/>
-          <w:color w:val="CCCCCC"/>
-          <w:kern w:val="0"/>
-          <w:sz w:val="21"/>
-          <w:szCs w:val="21"/>
-        </w:rPr>
-        <w:t>;</w:t>
-      </w:r>
-    </w:p>
-    <w:p>
-      <w:pPr>
-        <w:widowControl/>
-        <w:shd w:val="clear" w:color="auto" w:fill="1F1F1F"/>
-        <w:wordWrap/>
-        <w:autoSpaceDE/>
-        <w:autoSpaceDN/>
-        <w:spacing w:after="0" w:line="285" w:lineRule="atLeast"/>
-        <w:jc w:val="left"/>
-        <w:rPr>
-          <w:rFonts w:ascii="Consolas" w:eastAsia="굴림" w:hAnsi="Consolas" w:cs="굴림"/>
-          <w:color w:val="CCCCCC"/>
-          <w:kern w:val="0"/>
-          <w:sz w:val="21"/>
-          <w:szCs w:val="21"/>
-        </w:rPr>
-      </w:pPr>
-      <w:r>
-        <w:rPr>
-          <w:rFonts w:ascii="Consolas" w:eastAsia="굴림" w:hAnsi="Consolas" w:cs="굴림"/>
-          <w:color w:val="CCCCCC"/>
-          <w:kern w:val="0"/>
-          <w:sz w:val="21"/>
-          <w:szCs w:val="21"/>
-        </w:rPr>
-        <w:t xml:space="preserve">    </w:t>
-      </w:r>
-    </w:p>
-    <w:p>
-      <w:pPr>
-        <w:widowControl/>
-        <w:shd w:val="clear" w:color="auto" w:fill="1F1F1F"/>
-        <w:wordWrap/>
-        <w:autoSpaceDE/>
-        <w:autoSpaceDN/>
-        <w:spacing w:after="0" w:line="285" w:lineRule="atLeast"/>
-        <w:jc w:val="left"/>
-        <w:rPr>
-          <w:rFonts w:ascii="Consolas" w:eastAsia="굴림" w:hAnsi="Consolas" w:cs="굴림"/>
-          <w:color w:val="CCCCCC"/>
-          <w:kern w:val="0"/>
-          <w:sz w:val="21"/>
-          <w:szCs w:val="21"/>
-        </w:rPr>
-      </w:pPr>
-      <w:r>
-        <w:rPr>
-          <w:rFonts w:ascii="Consolas" w:eastAsia="굴림" w:hAnsi="Consolas" w:cs="굴림"/>
-          <w:color w:val="CCCCCC"/>
-          <w:kern w:val="0"/>
-          <w:sz w:val="21"/>
-          <w:szCs w:val="21"/>
-        </w:rPr>
-        <w:t xml:space="preserve">    color *= </w:t>
-      </w:r>
-      <w:proofErr w:type="spellStart"/>
-      <w:r>
-        <w:rPr>
-          <w:rFonts w:ascii="Consolas" w:eastAsia="굴림" w:hAnsi="Consolas" w:cs="굴림"/>
-          <w:color w:val="CCCCCC"/>
-          <w:kern w:val="0"/>
-          <w:sz w:val="21"/>
-          <w:szCs w:val="21"/>
-        </w:rPr>
-        <w:t>illuminationFactor</w:t>
-      </w:r>
-      <w:proofErr w:type="spellEnd"/>
-      <w:r>
-        <w:rPr>
-          <w:rFonts w:ascii="Consolas" w:eastAsia="굴림" w:hAnsi="Consolas" w:cs="굴림"/>
-          <w:color w:val="CCCCCC"/>
-          <w:kern w:val="0"/>
-          <w:sz w:val="21"/>
-          <w:szCs w:val="21"/>
-        </w:rPr>
-        <w:t>;</w:t>
-      </w:r>
-      <w:r>
-        <w:br w:type="page"/>
-      </w:r>
-    </w:p>
-    <w:p>
-      <w:pPr>
-        <w:keepNext/>
-        <w:jc w:val="center"/>
-      </w:pPr>
-      <w:r>
-        <w:rPr>
-          <w:noProof/>
-        </w:rPr>
-        <w:lastRenderedPageBreak/>
-        <w:drawing>
-          <wp:inline distT="0" distB="0" distL="0" distR="0" wp14:anchorId="32C02A96" wp14:editId="5D4AEF58">
-            <wp:extent cx="4320000" cy="2335838"/>
-            <wp:effectExtent l="0" t="0" r="4445" b="7620"/>
-            <wp:docPr id="1259087289" name="그림 1" descr="교통, 스키 타기, 항공기, 경사이(가) 표시된 사진&#10;&#10;AI가 생성한 콘텐츠는 부정확할 수 있습니다."/>
-            <wp:cNvGraphicFramePr>
-              <a:graphicFrameLocks xmlns:a="http://schemas.openxmlformats.org/drawingml/2006/main" noChangeAspect="1"/>
-            </wp:cNvGraphicFramePr>
-            <a:graphic xmlns:a="http://schemas.openxmlformats.org/drawingml/2006/main">
-              <a:graphicData uri="http://schemas.openxmlformats.org/drawingml/2006/picture">
-                <pic:pic xmlns:pic="http://schemas.openxmlformats.org/drawingml/2006/picture">
-                  <pic:nvPicPr>
-                    <pic:cNvPr id="1259087289" name="그림 1" descr="교통, 스키 타기, 항공기, 경사이(가) 표시된 사진&#10;&#10;AI가 생성한 콘텐츠는 부정확할 수 있습니다."/>
-                    <pic:cNvPicPr/>
-                  </pic:nvPicPr>
-                  <pic:blipFill>
-                    <a:blip r:embed="rId8" cstate="print">
-                      <a:extLst>
-                        <a:ext uri="{28A0092B-C50C-407E-A947-70E740481C1C}">
-                          <a14:useLocalDpi xmlns:a14="http://schemas.microsoft.com/office/drawing/2010/main" val="0"/>
-                        </a:ext>
-                      </a:extLst>
-                    </a:blip>
-                    <a:stretch>
-                      <a:fillRect/>
-                    </a:stretch>
-                  </pic:blipFill>
-                  <pic:spPr>
-                    <a:xfrm>
-                      <a:off x="0" y="0"/>
-                      <a:ext cx="4320000" cy="2335838"/>
-                    </a:xfrm>
-                    <a:prstGeom prst="rect">
-                      <a:avLst/>
-                    </a:prstGeom>
-                  </pic:spPr>
-                </pic:pic>
-              </a:graphicData>
-            </a:graphic>
-          </wp:inline>
-        </w:drawing>
-      </w:r>
-    </w:p>
-    <w:p>
-      <w:pPr>
-        <w:pStyle w:val="a9"/>
-        <w:jc w:val="center"/>
       </w:pPr>
       <w:r>
         <w:rPr>
           <w:rFonts w:hint="eastAsia"/>
         </w:rPr>
-        <w:t>[</w:t>
+        <w:t>창업현장실습 마무리</w:t>
       </w:r>
-      <w:r>
-        <w:t xml:space="preserve">그림 </w:t>
-      </w:r>
-      <w:fldSimple w:instr=" SEQ 그림 \* ARABIC ">
-        <w:r>
-          <w:rPr>
-            <w:noProof/>
-          </w:rPr>
-          <w:t>1</w:t>
-        </w:r>
-      </w:fldSimple>
-      <w:r>
-        <w:rPr>
-          <w:rFonts w:hint="eastAsia"/>
-        </w:rPr>
-        <w:t>] PCF가 적용되기 전</w:t>
-      </w:r>
-    </w:p>
-    <w:p>
-      <w:pPr>
-        <w:keepNext/>
-        <w:jc w:val="center"/>
-      </w:pPr>
-      <w:r>
-        <w:rPr>
-          <w:rFonts w:hint="eastAsia"/>
-          <w:noProof/>
-        </w:rPr>
-        <w:drawing>
-          <wp:inline distT="0" distB="0" distL="0" distR="0" wp14:anchorId="742C7B04" wp14:editId="74D2FD43">
-            <wp:extent cx="4320000" cy="2339553"/>
-            <wp:effectExtent l="0" t="0" r="4445" b="3810"/>
-            <wp:docPr id="751271385" name="그림 2" descr="스키 타기, 자연, 눈, 경사이(가) 표시된 사진&#10;&#10;AI가 생성한 콘텐츠는 부정확할 수 있습니다."/>
-            <wp:cNvGraphicFramePr>
-              <a:graphicFrameLocks xmlns:a="http://schemas.openxmlformats.org/drawingml/2006/main" noChangeAspect="1"/>
-            </wp:cNvGraphicFramePr>
-            <a:graphic xmlns:a="http://schemas.openxmlformats.org/drawingml/2006/main">
-              <a:graphicData uri="http://schemas.openxmlformats.org/drawingml/2006/picture">
-                <pic:pic xmlns:pic="http://schemas.openxmlformats.org/drawingml/2006/picture">
-                  <pic:nvPicPr>
-                    <pic:cNvPr id="751271385" name="그림 2" descr="스키 타기, 자연, 눈, 경사이(가) 표시된 사진&#10;&#10;AI가 생성한 콘텐츠는 부정확할 수 있습니다."/>
-                    <pic:cNvPicPr/>
-                  </pic:nvPicPr>
-                  <pic:blipFill>
-                    <a:blip r:embed="rId9" cstate="print">
-                      <a:extLst>
-                        <a:ext uri="{28A0092B-C50C-407E-A947-70E740481C1C}">
-                          <a14:useLocalDpi xmlns:a14="http://schemas.microsoft.com/office/drawing/2010/main" val="0"/>
-                        </a:ext>
-                      </a:extLst>
-                    </a:blip>
-                    <a:stretch>
-                      <a:fillRect/>
-                    </a:stretch>
-                  </pic:blipFill>
-                  <pic:spPr>
-                    <a:xfrm>
-                      <a:off x="0" y="0"/>
-                      <a:ext cx="4320000" cy="2339553"/>
-                    </a:xfrm>
-                    <a:prstGeom prst="rect">
-                      <a:avLst/>
-                    </a:prstGeom>
-                  </pic:spPr>
-                </pic:pic>
-              </a:graphicData>
-            </a:graphic>
-          </wp:inline>
-        </w:drawing>
-      </w:r>
-    </w:p>
-    <w:p>
-      <w:pPr>
-        <w:pStyle w:val="a9"/>
-        <w:jc w:val="center"/>
-      </w:pPr>
-      <w:r>
-        <w:rPr>
-          <w:rFonts w:hint="eastAsia"/>
-        </w:rPr>
-        <w:t>[</w:t>
-      </w:r>
-      <w:r>
-        <w:t xml:space="preserve">그림 </w:t>
-      </w:r>
-      <w:fldSimple w:instr=" SEQ 그림 \* ARABIC ">
-        <w:r>
-          <w:rPr>
-            <w:noProof/>
-          </w:rPr>
-          <w:t>2</w:t>
-        </w:r>
-      </w:fldSimple>
-      <w:r>
-        <w:rPr>
-          <w:rFonts w:hint="eastAsia"/>
-        </w:rPr>
-        <w:t>] PCF가 적용된 후</w:t>
-      </w:r>
-    </w:p>
-    <w:p>
-      <w:pPr>
-        <w:pStyle w:val="a4"/>
-        <w:numPr>
-          <w:ilvl w:val="0"/>
-          <w:numId w:val="13"/>
-        </w:numPr>
-        <w:ind w:leftChars="0"/>
-      </w:pPr>
-      <w:r>
-        <w:rPr>
-          <w:rFonts w:hint="eastAsia"/>
-        </w:rPr>
-        <w:t>현재 창업현장실습 중으로, 작업이 밀리고 있음.</w:t>
-      </w:r>
-    </w:p>
-    <w:p/>
-    <w:p>
-      <w:pPr>
-        <w:widowControl/>
-        <w:wordWrap/>
-        <w:autoSpaceDE/>
-        <w:autoSpaceDN/>
-      </w:pPr>
-      <w:r>
-        <w:br w:type="page"/>
-      </w:r>
-    </w:p>
-    <w:p>
-      <w:pPr>
-        <w:rPr>
-          <w:sz w:val="28"/>
-          <w:szCs w:val="28"/>
-        </w:rPr>
-      </w:pPr>
-      <w:r>
-        <w:rPr>
-          <w:rFonts w:hint="eastAsia"/>
-          <w:sz w:val="28"/>
-          <w:szCs w:val="28"/>
-        </w:rPr>
-        <w:lastRenderedPageBreak/>
-        <w:t xml:space="preserve">이종진: </w:t>
-      </w:r>
-    </w:p>
-    <w:p>
-      <w:pPr>
-        <w:keepNext/>
-        <w:rPr>
-          <w:rFonts w:hint="eastAsia"/>
-          <w:b/>
-          <w:bCs/>
-        </w:rPr>
-      </w:pPr>
-      <w:r>
-        <w:rPr>
-          <w:rFonts w:ascii="Consolas" w:eastAsia="굴림" w:hAnsi="Consolas" w:cs="굴림" w:hint="eastAsia"/>
-          <w:b/>
-          <w:bCs/>
-          <w:color w:val="CCCCCC"/>
-          <w:kern w:val="0"/>
-          <w:sz w:val="21"/>
-          <w:szCs w:val="21"/>
-        </w:rPr>
-        <w:t xml:space="preserve"> </w:t>
-      </w:r>
-      <w:r>
-        <w:rPr>
-          <w:rFonts w:ascii="Consolas" w:eastAsia="굴림" w:hAnsi="Consolas" w:cs="굴림" w:hint="eastAsia"/>
-          <w:b/>
-          <w:bCs/>
-          <w:color w:val="000000" w:themeColor="text1"/>
-          <w:kern w:val="0"/>
-          <w:sz w:val="21"/>
-          <w:szCs w:val="21"/>
-        </w:rPr>
-        <w:t>창업현장실습</w:t>
-      </w:r>
-      <w:r>
-        <w:rPr>
-          <w:rFonts w:ascii="Consolas" w:eastAsia="굴림" w:hAnsi="Consolas" w:cs="굴림" w:hint="eastAsia"/>
-          <w:b/>
-          <w:bCs/>
-          <w:color w:val="000000" w:themeColor="text1"/>
-          <w:kern w:val="0"/>
-          <w:sz w:val="21"/>
-          <w:szCs w:val="21"/>
-        </w:rPr>
-        <w:t xml:space="preserve"> </w:t>
-      </w:r>
-      <w:r>
-        <w:rPr>
-          <w:rFonts w:ascii="Consolas" w:eastAsia="굴림" w:hAnsi="Consolas" w:cs="굴림" w:hint="eastAsia"/>
-          <w:b/>
-          <w:bCs/>
-          <w:color w:val="000000" w:themeColor="text1"/>
-          <w:kern w:val="0"/>
-          <w:sz w:val="21"/>
-          <w:szCs w:val="21"/>
-        </w:rPr>
-        <w:t>마무리</w:t>
-      </w:r>
-    </w:p>
-    <w:p>
-      <w:pPr>
-        <w:pStyle w:val="a9"/>
-        <w:jc w:val="center"/>
-        <w:rPr>
-          <w:sz w:val="28"/>
-          <w:szCs w:val="28"/>
-        </w:rPr>
-      </w:pPr>
-      <w:r>
-        <w:rPr>
-          <w:sz w:val="22"/>
-          <w:szCs w:val="24"/>
-        </w:rPr>
-        <w:br w:type="page"/>
-      </w:r>
-      <w:r>
-        <w:rPr>
-          <w:rFonts w:hint="eastAsia"/>
-          <w:sz w:val="28"/>
-          <w:szCs w:val="28"/>
-        </w:rPr>
-        <w:lastRenderedPageBreak/>
-        <w:t>우상훈</w:t>
-      </w:r>
-      <w:r>
-        <w:rPr>
-          <w:rFonts w:hint="eastAsia"/>
-          <w:sz w:val="28"/>
-          <w:szCs w:val="28"/>
-        </w:rPr>
-        <w:t>:</w:t>
-      </w:r>
-    </w:p>
-    <w:p>
-      <w:pPr>
-        <w:pStyle w:val="a4"/>
-        <w:numPr>
-          <w:ilvl w:val="0"/>
-          <w:numId w:val="19"/>
-        </w:numPr>
-        <w:ind w:leftChars="0"/>
-      </w:pPr>
-      <w:r>
-        <w:rPr>
-          <w:rFonts w:hint="eastAsia"/>
-          <w:sz w:val="28"/>
-          <w:szCs w:val="28"/>
-        </w:rPr>
-        <w:t xml:space="preserve"> </w:t>
-      </w:r>
-      <w:r>
-        <w:rPr>
-          <w:rFonts w:hint="eastAsia"/>
-        </w:rPr>
-        <w:t>현재 창업현장실습 중으로, 작업이 밀리고 있음.</w:t>
-      </w:r>
-    </w:p>
-    <w:p>
-      <w:pPr>
-        <w:widowControl/>
-        <w:wordWrap/>
-        <w:autoSpaceDE/>
-        <w:autoSpaceDN/>
-        <w:rPr>
-          <w:b/>
-          <w:bCs/>
-          <w:szCs w:val="20"/>
-        </w:rPr>
-      </w:pPr>
     </w:p>
     <w:tbl>
       <w:tblPr>
@@ -3487,57 +893,6 @@
             <w:pPr>
               <w:jc w:val="left"/>
             </w:pPr>
-            <w:r>
-              <w:rPr>
-                <w:rFonts w:hint="eastAsia"/>
-              </w:rPr>
-              <w:t>유니티에서 봤던 대로 지형이 나오지</w:t>
-            </w:r>
-            <w:r>
-              <w:br/>
-            </w:r>
-            <w:r>
-              <w:rPr>
-                <w:rFonts w:hint="eastAsia"/>
-              </w:rPr>
-              <w:t>않는다.</w:t>
-            </w:r>
-            <w:r>
-              <w:br/>
-            </w:r>
-            <w:r>
-              <w:rPr>
-                <w:rFonts w:hint="eastAsia"/>
-              </w:rPr>
-              <w:t>여러 개의 Terrain Layer를 사용할 수</w:t>
-            </w:r>
-            <w:r>
-              <w:br/>
-            </w:r>
-            <w:r>
-              <w:rPr>
-                <w:rFonts w:hint="eastAsia"/>
-              </w:rPr>
-              <w:t>없다.</w:t>
-            </w:r>
-            <w:r>
-              <w:br/>
-            </w:r>
-            <w:r>
-              <w:rPr>
-                <w:rFonts w:hint="eastAsia"/>
-              </w:rPr>
-              <w:t>(어떤 부분이 어떤 Layer를 쓰는지</w:t>
-            </w:r>
-            <w:r>
-              <w:br/>
-            </w:r>
-            <w:r>
-              <w:rPr>
-                <w:rFonts w:hint="eastAsia"/>
-              </w:rPr>
-              <w:t>구별할 방법이 필요하다.)</w:t>
-            </w:r>
           </w:p>
         </w:tc>
         <w:tc>
@@ -3572,47 +927,6 @@
             <w:pPr>
               <w:jc w:val="left"/>
             </w:pPr>
-            <w:proofErr w:type="spellStart"/>
-            <w:r>
-              <w:rPr>
-                <w:rFonts w:hint="eastAsia"/>
-              </w:rPr>
-              <w:t>셰이딩을</w:t>
-            </w:r>
-            <w:proofErr w:type="spellEnd"/>
-            <w:r>
-              <w:rPr>
-                <w:rFonts w:hint="eastAsia"/>
-              </w:rPr>
-              <w:t xml:space="preserve"> 점검하고, Unity와</w:t>
-            </w:r>
-            <w:r>
-              <w:br/>
-            </w:r>
-            <w:r>
-              <w:rPr>
-                <w:rFonts w:hint="eastAsia"/>
-              </w:rPr>
-              <w:t>우리의 차이를 알아내 수정한다.</w:t>
-            </w:r>
-            <w:r>
-              <w:br/>
-            </w:r>
-            <w:r>
-              <w:rPr>
-                <w:rFonts w:hint="eastAsia"/>
-              </w:rPr>
-              <w:t>Terrain Splat 혹은 그에 준하는</w:t>
-            </w:r>
-            <w:r>
-              <w:br/>
-            </w:r>
-            <w:r>
-              <w:rPr>
-                <w:rFonts w:hint="eastAsia"/>
-              </w:rPr>
-              <w:t>방법을 조사해 Terrain Layering을 적용할 수 있도록 한다.</w:t>
-            </w:r>
           </w:p>
         </w:tc>
       </w:tr>
@@ -3980,6 +1294,7 @@
                 <w:szCs w:val="20"/>
               </w:rPr>
             </w:pPr>
+            <w:proofErr w:type="gramStart"/>
             <w:r>
               <w:rPr>
                 <w:rFonts w:hint="eastAsia"/>
@@ -3987,7 +1302,17 @@
                 <w:bCs/>
                 <w:szCs w:val="20"/>
               </w:rPr>
-              <w:t>이종진 : c</w:t>
+              <w:t>이종진 :</w:t>
+            </w:r>
+            <w:proofErr w:type="gramEnd"/>
+            <w:r>
+              <w:rPr>
+                <w:rFonts w:hint="eastAsia"/>
+                <w:b/>
+                <w:bCs/>
+                <w:szCs w:val="20"/>
+              </w:rPr>
+              <w:t xml:space="preserve"> c</w:t>
             </w:r>
             <w:r>
               <w:rPr>
@@ -4076,7 +1401,13 @@
         </w:tc>
       </w:tr>
     </w:tbl>
-    <w:p/>
+    <w:p>
+      <w:pPr>
+        <w:rPr>
+          <w:rFonts w:hint="eastAsia"/>
+        </w:rPr>
+      </w:pPr>
+    </w:p>
     <w:sectPr>
       <w:pgSz w:w="11906" w:h="16838"/>
       <w:pgMar w:top="720" w:right="720" w:bottom="720" w:left="720" w:header="851" w:footer="992" w:gutter="0"/>
